--- a/Отчёт_Бэкенд_ЦенМонитор.docx
+++ b/Отчёт_Бэкенд_ЦенМонитор.docx
@@ -577,7 +577,7 @@
           <w:color w:val="000000"/>
           <w:sz w:val="28"/>
         </w:rPr>
-        <w:t>Заключение ........................................................ 41</w:t>
+        <w:t>8 Установка и запуск системы ...................................... 42</w:t>
       </w:r>
     </w:p>
     <w:p>
@@ -592,7 +592,127 @@
           <w:color w:val="000000"/>
           <w:sz w:val="28"/>
         </w:rPr>
-        <w:t>Список использованных источников .................................. 42</w:t>
+        <w:t>8.1 Требования к окружению ........................................ 42</w:t>
+      </w:r>
+    </w:p>
+    <w:p>
+      <w:pPr>
+        <w:spacing w:before="0" w:after="0" w:line="240" w:lineRule="auto"/>
+        <w:jc w:val="left"/>
+      </w:pPr>
+      <w:r>
+        <w:rPr>
+          <w:rFonts w:ascii="Times New Roman" w:hAnsi="Times New Roman"/>
+          <w:b w:val="0"/>
+          <w:color w:val="000000"/>
+          <w:sz w:val="28"/>
+        </w:rPr>
+        <w:t>8.2 Клонирование репозитория ...................................... 43</w:t>
+      </w:r>
+    </w:p>
+    <w:p>
+      <w:pPr>
+        <w:spacing w:before="0" w:after="0" w:line="240" w:lineRule="auto"/>
+        <w:jc w:val="left"/>
+      </w:pPr>
+      <w:r>
+        <w:rPr>
+          <w:rFonts w:ascii="Times New Roman" w:hAnsi="Times New Roman"/>
+          <w:b w:val="0"/>
+          <w:color w:val="000000"/>
+          <w:sz w:val="28"/>
+        </w:rPr>
+        <w:t>8.3 Создание виртуального окружения ............................... 43</w:t>
+      </w:r>
+    </w:p>
+    <w:p>
+      <w:pPr>
+        <w:spacing w:before="0" w:after="0" w:line="240" w:lineRule="auto"/>
+        <w:jc w:val="left"/>
+      </w:pPr>
+      <w:r>
+        <w:rPr>
+          <w:rFonts w:ascii="Times New Roman" w:hAnsi="Times New Roman"/>
+          <w:b w:val="0"/>
+          <w:color w:val="000000"/>
+          <w:sz w:val="28"/>
+        </w:rPr>
+        <w:t>8.4 Установка зависимостей ........................................ 44</w:t>
+      </w:r>
+    </w:p>
+    <w:p>
+      <w:pPr>
+        <w:spacing w:before="0" w:after="0" w:line="240" w:lineRule="auto"/>
+        <w:jc w:val="left"/>
+      </w:pPr>
+      <w:r>
+        <w:rPr>
+          <w:rFonts w:ascii="Times New Roman" w:hAnsi="Times New Roman"/>
+          <w:b w:val="0"/>
+          <w:color w:val="000000"/>
+          <w:sz w:val="28"/>
+        </w:rPr>
+        <w:t>8.5 Запуск веб-дашборда ........................................... 44</w:t>
+      </w:r>
+    </w:p>
+    <w:p>
+      <w:pPr>
+        <w:spacing w:before="0" w:after="0" w:line="240" w:lineRule="auto"/>
+        <w:jc w:val="left"/>
+      </w:pPr>
+      <w:r>
+        <w:rPr>
+          <w:rFonts w:ascii="Times New Roman" w:hAnsi="Times New Roman"/>
+          <w:b w:val="0"/>
+          <w:color w:val="000000"/>
+          <w:sz w:val="28"/>
+        </w:rPr>
+        <w:t>8.6 Запуск парсинга из командной строки ........................... 45</w:t>
+      </w:r>
+    </w:p>
+    <w:p>
+      <w:pPr>
+        <w:spacing w:before="0" w:after="0" w:line="240" w:lineRule="auto"/>
+        <w:jc w:val="left"/>
+      </w:pPr>
+      <w:r>
+        <w:rPr>
+          <w:rFonts w:ascii="Times New Roman" w:hAnsi="Times New Roman"/>
+          <w:b w:val="0"/>
+          <w:color w:val="000000"/>
+          <w:sz w:val="28"/>
+        </w:rPr>
+        <w:t>8.7 Типичные ошибки и способы их устранения ....................... 46</w:t>
+      </w:r>
+    </w:p>
+    <w:p>
+      <w:pPr>
+        <w:spacing w:before="0" w:after="0" w:line="240" w:lineRule="auto"/>
+        <w:jc w:val="left"/>
+      </w:pPr>
+      <w:r>
+        <w:rPr>
+          <w:rFonts w:ascii="Times New Roman" w:hAnsi="Times New Roman"/>
+          <w:b w:val="0"/>
+          <w:color w:val="000000"/>
+          <w:sz w:val="28"/>
+        </w:rPr>
+        <w:t>Заключение ........................................................ 47</w:t>
+      </w:r>
+    </w:p>
+    <w:p>
+      <w:pPr>
+        <w:spacing w:before="0" w:after="0" w:line="240" w:lineRule="auto"/>
+        <w:jc w:val="left"/>
+      </w:pPr>
+      <w:r>
+        <w:rPr>
+          <w:rFonts w:ascii="Times New Roman" w:hAnsi="Times New Roman"/>
+          <w:b w:val="0"/>
+          <w:color w:val="000000"/>
+          <w:sz w:val="28"/>
+        </w:rPr>
+        <w:t>Список использованных источников .................................. 48</w:t>
       </w:r>
     </w:p>
     <w:p>
@@ -19997,6 +20117,2717 @@
         </w:rPr>
         <w:t>Файлы логов создаются с датой в имени (logs/scraper_2026-05-10.log), что обеспечивает автоматическую ротацию по дням. Кодировка utf-8 обязательна для корректного отображения кириллицы в операционных системах Windows. Проверка if logger.handlers предотвращает дублирование вывода при повторных вызовах в Streamlit.</w:t>
       </w:r>
+    </w:p>
+    <w:p>
+      <w:r>
+        <w:br w:type="page"/>
+      </w:r>
+    </w:p>
+    <w:p>
+      <w:pPr>
+        <w:spacing w:before="240" w:after="120" w:line="240" w:lineRule="auto"/>
+        <w:jc w:val="left"/>
+      </w:pPr>
+      <w:r>
+        <w:rPr>
+          <w:rFonts w:ascii="Times New Roman" w:hAnsi="Times New Roman"/>
+          <w:b w:val="0"/>
+          <w:color w:val="000000"/>
+          <w:sz w:val="28"/>
+        </w:rPr>
+        <w:t>8 УСТАНОВКА И ЗАПУСК СИСТЕМЫ</w:t>
+      </w:r>
+    </w:p>
+    <w:p>
+      <w:pPr>
+        <w:spacing w:before="0" w:after="0" w:line="240" w:lineRule="auto"/>
+        <w:ind w:firstLine="397"/>
+        <w:jc w:val="both"/>
+      </w:pPr>
+      <w:r>
+        <w:rPr>
+          <w:rFonts w:ascii="Times New Roman" w:hAnsi="Times New Roman"/>
+          <w:b w:val="0"/>
+          <w:color w:val="000000"/>
+          <w:sz w:val="28"/>
+        </w:rPr>
+        <w:t>В данном разделе описана последовательность действий, необходимых для развёртывания и запуска системы «ЦенМонитор» на локальном компьютере под управлением операционных систем Windows, macOS или Linux. Для работы системы требуется Python версии 3.11 и выше, а также наличие подключения к сети Интернет для установки зависимостей и последующего сбора данных.</w:t>
+      </w:r>
+    </w:p>
+    <w:p>
+      <w:pPr>
+        <w:spacing w:before="120" w:after="60" w:line="240" w:lineRule="auto"/>
+        <w:jc w:val="left"/>
+      </w:pPr>
+      <w:r>
+        <w:rPr>
+          <w:rFonts w:ascii="Times New Roman" w:hAnsi="Times New Roman"/>
+          <w:b w:val="0"/>
+          <w:color w:val="000000"/>
+          <w:sz w:val="28"/>
+        </w:rPr>
+        <w:t>8.1 Требования к окружению</w:t>
+      </w:r>
+    </w:p>
+    <w:p>
+      <w:pPr>
+        <w:spacing w:before="0" w:after="0" w:line="240" w:lineRule="auto"/>
+        <w:ind w:firstLine="397"/>
+        <w:jc w:val="both"/>
+      </w:pPr>
+      <w:r>
+        <w:rPr>
+          <w:rFonts w:ascii="Times New Roman" w:hAnsi="Times New Roman"/>
+          <w:b w:val="0"/>
+          <w:color w:val="000000"/>
+          <w:sz w:val="28"/>
+        </w:rPr>
+        <w:t>Перед началом установки необходимо убедиться в наличии следующих компонентов, приведённых в таблице 7.</w:t>
+      </w:r>
+    </w:p>
+    <w:p>
+      <w:pPr>
+        <w:spacing w:before="120" w:after="40" w:line="240" w:lineRule="auto"/>
+        <w:jc w:val="left"/>
+      </w:pPr>
+      <w:r>
+        <w:rPr>
+          <w:rFonts w:ascii="Times New Roman" w:hAnsi="Times New Roman"/>
+          <w:b w:val="0"/>
+          <w:color w:val="000000"/>
+          <w:sz w:val="28"/>
+        </w:rPr>
+        <w:t>Таблица 7 – Требования к программному окружению</w:t>
+      </w:r>
+    </w:p>
+    <w:tbl>
+      <w:tblPr>
+        <w:tblStyle w:val="TableGrid"/>
+        <w:tblW w:type="auto" w:w="0"/>
+        <w:jc w:val="center"/>
+        <w:tblLook w:firstColumn="1" w:firstRow="1" w:lastColumn="0" w:lastRow="0" w:noHBand="0" w:noVBand="1" w:val="04A0"/>
+      </w:tblPr>
+      <w:tblGrid>
+        <w:gridCol w:w="3307"/>
+        <w:gridCol w:w="3307"/>
+        <w:gridCol w:w="3307"/>
+      </w:tblGrid>
+      <w:tr>
+        <w:tc>
+          <w:tcPr>
+            <w:tcW w:type="dxa" w:w="3307"/>
+            <w:shd w:val="clear" w:color="auto" w:fill="D9D9D9"/>
+          </w:tcPr>
+          <w:p>
+            <w:pPr>
+              <w:spacing w:before="20" w:after="20" w:line="240" w:lineRule="auto"/>
+              <w:ind w:firstLine="0"/>
+              <w:jc w:val="center"/>
+            </w:pPr>
+            <w:r/>
+            <w:r>
+              <w:rPr>
+                <w:rFonts w:ascii="Times New Roman" w:hAnsi="Times New Roman"/>
+                <w:b/>
+                <w:sz w:val="24"/>
+              </w:rPr>
+              <w:t>Компонент</w:t>
+            </w:r>
+          </w:p>
+        </w:tc>
+        <w:tc>
+          <w:tcPr>
+            <w:tcW w:type="dxa" w:w="3307"/>
+            <w:shd w:val="clear" w:color="auto" w:fill="D9D9D9"/>
+          </w:tcPr>
+          <w:p>
+            <w:pPr>
+              <w:spacing w:before="20" w:after="20" w:line="240" w:lineRule="auto"/>
+              <w:ind w:firstLine="0"/>
+              <w:jc w:val="center"/>
+            </w:pPr>
+            <w:r/>
+            <w:r>
+              <w:rPr>
+                <w:rFonts w:ascii="Times New Roman" w:hAnsi="Times New Roman"/>
+                <w:b/>
+                <w:sz w:val="24"/>
+              </w:rPr>
+              <w:t>Минимальная версия</w:t>
+            </w:r>
+          </w:p>
+        </w:tc>
+        <w:tc>
+          <w:tcPr>
+            <w:tcW w:type="dxa" w:w="3307"/>
+            <w:shd w:val="clear" w:color="auto" w:fill="D9D9D9"/>
+          </w:tcPr>
+          <w:p>
+            <w:pPr>
+              <w:spacing w:before="20" w:after="20" w:line="240" w:lineRule="auto"/>
+              <w:ind w:firstLine="0"/>
+              <w:jc w:val="center"/>
+            </w:pPr>
+            <w:r/>
+            <w:r>
+              <w:rPr>
+                <w:rFonts w:ascii="Times New Roman" w:hAnsi="Times New Roman"/>
+                <w:b/>
+                <w:sz w:val="24"/>
+              </w:rPr>
+              <w:t>Назначение</w:t>
+            </w:r>
+          </w:p>
+        </w:tc>
+      </w:tr>
+      <w:tr>
+        <w:tc>
+          <w:tcPr>
+            <w:tcW w:type="dxa" w:w="3307"/>
+          </w:tcPr>
+          <w:p>
+            <w:pPr>
+              <w:spacing w:before="20" w:after="20" w:line="240" w:lineRule="auto"/>
+              <w:ind w:firstLine="0"/>
+              <w:jc w:val="left"/>
+            </w:pPr>
+            <w:r/>
+            <w:r>
+              <w:rPr>
+                <w:rFonts w:ascii="Times New Roman" w:hAnsi="Times New Roman"/>
+                <w:b w:val="0"/>
+                <w:sz w:val="24"/>
+              </w:rPr>
+              <w:t>Python</w:t>
+            </w:r>
+          </w:p>
+        </w:tc>
+        <w:tc>
+          <w:tcPr>
+            <w:tcW w:type="dxa" w:w="3307"/>
+          </w:tcPr>
+          <w:p>
+            <w:pPr>
+              <w:spacing w:before="20" w:after="20" w:line="240" w:lineRule="auto"/>
+              <w:ind w:firstLine="0"/>
+              <w:jc w:val="center"/>
+            </w:pPr>
+            <w:r/>
+            <w:r>
+              <w:rPr>
+                <w:rFonts w:ascii="Times New Roman" w:hAnsi="Times New Roman"/>
+                <w:b w:val="0"/>
+                <w:sz w:val="24"/>
+              </w:rPr>
+              <w:t>3.11</w:t>
+            </w:r>
+          </w:p>
+        </w:tc>
+        <w:tc>
+          <w:tcPr>
+            <w:tcW w:type="dxa" w:w="3307"/>
+          </w:tcPr>
+          <w:p>
+            <w:pPr>
+              <w:spacing w:before="20" w:after="20" w:line="240" w:lineRule="auto"/>
+              <w:ind w:firstLine="0"/>
+              <w:jc w:val="left"/>
+            </w:pPr>
+            <w:r/>
+            <w:r>
+              <w:rPr>
+                <w:rFonts w:ascii="Times New Roman" w:hAnsi="Times New Roman"/>
+                <w:b w:val="0"/>
+                <w:sz w:val="24"/>
+              </w:rPr>
+              <w:t>Интерпретатор языка, среда выполнения всех модулей системы</w:t>
+            </w:r>
+          </w:p>
+        </w:tc>
+      </w:tr>
+      <w:tr>
+        <w:tc>
+          <w:tcPr>
+            <w:tcW w:type="dxa" w:w="3307"/>
+          </w:tcPr>
+          <w:p>
+            <w:pPr>
+              <w:spacing w:before="20" w:after="20" w:line="240" w:lineRule="auto"/>
+              <w:ind w:firstLine="0"/>
+              <w:jc w:val="left"/>
+            </w:pPr>
+            <w:r/>
+            <w:r>
+              <w:rPr>
+                <w:rFonts w:ascii="Times New Roman" w:hAnsi="Times New Roman"/>
+                <w:b w:val="0"/>
+                <w:sz w:val="24"/>
+              </w:rPr>
+              <w:t>pip</w:t>
+            </w:r>
+          </w:p>
+        </w:tc>
+        <w:tc>
+          <w:tcPr>
+            <w:tcW w:type="dxa" w:w="3307"/>
+          </w:tcPr>
+          <w:p>
+            <w:pPr>
+              <w:spacing w:before="20" w:after="20" w:line="240" w:lineRule="auto"/>
+              <w:ind w:firstLine="0"/>
+              <w:jc w:val="center"/>
+            </w:pPr>
+            <w:r/>
+            <w:r>
+              <w:rPr>
+                <w:rFonts w:ascii="Times New Roman" w:hAnsi="Times New Roman"/>
+                <w:b w:val="0"/>
+                <w:sz w:val="24"/>
+              </w:rPr>
+              <w:t>23.0</w:t>
+            </w:r>
+          </w:p>
+        </w:tc>
+        <w:tc>
+          <w:tcPr>
+            <w:tcW w:type="dxa" w:w="3307"/>
+          </w:tcPr>
+          <w:p>
+            <w:pPr>
+              <w:spacing w:before="20" w:after="20" w:line="240" w:lineRule="auto"/>
+              <w:ind w:firstLine="0"/>
+              <w:jc w:val="left"/>
+            </w:pPr>
+            <w:r/>
+            <w:r>
+              <w:rPr>
+                <w:rFonts w:ascii="Times New Roman" w:hAnsi="Times New Roman"/>
+                <w:b w:val="0"/>
+                <w:sz w:val="24"/>
+              </w:rPr>
+              <w:t>Менеджер пакетов Python, входит в стандартную поставку</w:t>
+            </w:r>
+          </w:p>
+        </w:tc>
+      </w:tr>
+      <w:tr>
+        <w:tc>
+          <w:tcPr>
+            <w:tcW w:type="dxa" w:w="3307"/>
+          </w:tcPr>
+          <w:p>
+            <w:pPr>
+              <w:spacing w:before="20" w:after="20" w:line="240" w:lineRule="auto"/>
+              <w:ind w:firstLine="0"/>
+              <w:jc w:val="left"/>
+            </w:pPr>
+            <w:r/>
+            <w:r>
+              <w:rPr>
+                <w:rFonts w:ascii="Times New Roman" w:hAnsi="Times New Roman"/>
+                <w:b w:val="0"/>
+                <w:sz w:val="24"/>
+              </w:rPr>
+              <w:t>Git</w:t>
+            </w:r>
+          </w:p>
+        </w:tc>
+        <w:tc>
+          <w:tcPr>
+            <w:tcW w:type="dxa" w:w="3307"/>
+          </w:tcPr>
+          <w:p>
+            <w:pPr>
+              <w:spacing w:before="20" w:after="20" w:line="240" w:lineRule="auto"/>
+              <w:ind w:firstLine="0"/>
+              <w:jc w:val="center"/>
+            </w:pPr>
+            <w:r/>
+            <w:r>
+              <w:rPr>
+                <w:rFonts w:ascii="Times New Roman" w:hAnsi="Times New Roman"/>
+                <w:b w:val="0"/>
+                <w:sz w:val="24"/>
+              </w:rPr>
+              <w:t>2.x</w:t>
+            </w:r>
+          </w:p>
+        </w:tc>
+        <w:tc>
+          <w:tcPr>
+            <w:tcW w:type="dxa" w:w="3307"/>
+          </w:tcPr>
+          <w:p>
+            <w:pPr>
+              <w:spacing w:before="20" w:after="20" w:line="240" w:lineRule="auto"/>
+              <w:ind w:firstLine="0"/>
+              <w:jc w:val="left"/>
+            </w:pPr>
+            <w:r/>
+            <w:r>
+              <w:rPr>
+                <w:rFonts w:ascii="Times New Roman" w:hAnsi="Times New Roman"/>
+                <w:b w:val="0"/>
+                <w:sz w:val="24"/>
+              </w:rPr>
+              <w:t>Система контроля версий для клонирования репозитория</w:t>
+            </w:r>
+          </w:p>
+        </w:tc>
+      </w:tr>
+      <w:tr>
+        <w:tc>
+          <w:tcPr>
+            <w:tcW w:type="dxa" w:w="3307"/>
+          </w:tcPr>
+          <w:p>
+            <w:pPr>
+              <w:spacing w:before="20" w:after="20" w:line="240" w:lineRule="auto"/>
+              <w:ind w:firstLine="0"/>
+              <w:jc w:val="left"/>
+            </w:pPr>
+            <w:r/>
+            <w:r>
+              <w:rPr>
+                <w:rFonts w:ascii="Times New Roman" w:hAnsi="Times New Roman"/>
+                <w:b w:val="0"/>
+                <w:sz w:val="24"/>
+              </w:rPr>
+              <w:t>Chromium</w:t>
+            </w:r>
+          </w:p>
+        </w:tc>
+        <w:tc>
+          <w:tcPr>
+            <w:tcW w:type="dxa" w:w="3307"/>
+          </w:tcPr>
+          <w:p>
+            <w:pPr>
+              <w:spacing w:before="20" w:after="20" w:line="240" w:lineRule="auto"/>
+              <w:ind w:firstLine="0"/>
+              <w:jc w:val="center"/>
+            </w:pPr>
+            <w:r/>
+            <w:r>
+              <w:rPr>
+                <w:rFonts w:ascii="Times New Roman" w:hAnsi="Times New Roman"/>
+                <w:b w:val="0"/>
+                <w:sz w:val="24"/>
+              </w:rPr>
+              <w:t>любая</w:t>
+            </w:r>
+          </w:p>
+        </w:tc>
+        <w:tc>
+          <w:tcPr>
+            <w:tcW w:type="dxa" w:w="3307"/>
+          </w:tcPr>
+          <w:p>
+            <w:pPr>
+              <w:spacing w:before="20" w:after="20" w:line="240" w:lineRule="auto"/>
+              <w:ind w:firstLine="0"/>
+              <w:jc w:val="left"/>
+            </w:pPr>
+            <w:r/>
+            <w:r>
+              <w:rPr>
+                <w:rFonts w:ascii="Times New Roman" w:hAnsi="Times New Roman"/>
+                <w:b w:val="0"/>
+                <w:sz w:val="24"/>
+              </w:rPr>
+              <w:t>Браузер для Playwright (устанавливается автоматически)</w:t>
+            </w:r>
+          </w:p>
+        </w:tc>
+      </w:tr>
+    </w:tbl>
+    <w:p>
+      <w:pPr>
+        <w:spacing w:before="0" w:after="0" w:line="240" w:lineRule="auto"/>
+        <w:ind w:firstLine="397"/>
+        <w:jc w:val="both"/>
+      </w:pPr>
+    </w:p>
+    <w:p>
+      <w:pPr>
+        <w:spacing w:before="0" w:after="0" w:line="240" w:lineRule="auto"/>
+        <w:ind w:firstLine="397"/>
+        <w:jc w:val="both"/>
+      </w:pPr>
+      <w:r>
+        <w:rPr>
+          <w:rFonts w:ascii="Times New Roman" w:hAnsi="Times New Roman"/>
+          <w:b w:val="0"/>
+          <w:color w:val="000000"/>
+          <w:sz w:val="28"/>
+        </w:rPr>
+        <w:t>Дисковое пространство: не менее 1 ГБ для браузера Chromium (устанавливается командой playwright install) и зависимостей Python. Оперативная память: не менее 2 ГБ, рекомендуется 4 ГБ, поскольку Playwright запускает полноценный браузер в фоновом режиме.</w:t>
+      </w:r>
+    </w:p>
+    <w:p>
+      <w:pPr>
+        <w:spacing w:before="120" w:after="60" w:line="240" w:lineRule="auto"/>
+        <w:jc w:val="left"/>
+      </w:pPr>
+      <w:r>
+        <w:rPr>
+          <w:rFonts w:ascii="Times New Roman" w:hAnsi="Times New Roman"/>
+          <w:b w:val="0"/>
+          <w:color w:val="000000"/>
+          <w:sz w:val="28"/>
+        </w:rPr>
+        <w:t>8.2 Клонирование репозитория</w:t>
+      </w:r>
+    </w:p>
+    <w:p>
+      <w:pPr>
+        <w:spacing w:before="0" w:after="0" w:line="240" w:lineRule="auto"/>
+        <w:ind w:firstLine="397"/>
+        <w:jc w:val="both"/>
+      </w:pPr>
+      <w:r>
+        <w:rPr>
+          <w:rFonts w:ascii="Times New Roman" w:hAnsi="Times New Roman"/>
+          <w:b w:val="0"/>
+          <w:color w:val="000000"/>
+          <w:sz w:val="28"/>
+        </w:rPr>
+        <w:t>Исходный код системы размещён в репозитории GitHub. Для получения кода на локальный компьютер выполните следующую команду в терминале (листинг 12).</w:t>
+      </w:r>
+    </w:p>
+    <w:p>
+      <w:pPr>
+        <w:spacing w:before="80" w:after="40" w:line="240" w:lineRule="auto"/>
+        <w:jc w:val="left"/>
+      </w:pPr>
+      <w:r>
+        <w:rPr>
+          <w:rFonts w:ascii="Times New Roman" w:hAnsi="Times New Roman"/>
+          <w:b w:val="0"/>
+          <w:color w:val="000000"/>
+          <w:sz w:val="28"/>
+        </w:rPr>
+        <w:t>Листинг 12 – Клонирование репозитория</w:t>
+      </w:r>
+    </w:p>
+    <w:p>
+      <w:pPr>
+        <w:spacing w:before="0" w:after="0" w:line="240" w:lineRule="auto"/>
+        <w:ind w:firstLine="0"/>
+        <w:jc w:val="left"/>
+      </w:pPr>
+      <w:r>
+        <w:rPr>
+          <w:rFonts w:ascii="Courier New" w:hAnsi="Courier New"/>
+          <w:color w:val="000000"/>
+          <w:sz w:val="20"/>
+        </w:rPr>
+        <w:t># Клонировать репозиторий</w:t>
+      </w:r>
+    </w:p>
+    <w:p>
+      <w:pPr>
+        <w:spacing w:before="0" w:after="0" w:line="240" w:lineRule="auto"/>
+        <w:ind w:firstLine="0"/>
+        <w:jc w:val="left"/>
+      </w:pPr>
+      <w:r>
+        <w:rPr>
+          <w:rFonts w:ascii="Courier New" w:hAnsi="Courier New"/>
+          <w:color w:val="000000"/>
+          <w:sz w:val="20"/>
+        </w:rPr>
+        <w:t>git clone https://github.com/HolyCapybara1/Parsing.git</w:t>
+      </w:r>
+    </w:p>
+    <w:p>
+      <w:pPr>
+        <w:spacing w:before="0" w:after="0" w:line="240" w:lineRule="auto"/>
+        <w:ind w:firstLine="0"/>
+        <w:jc w:val="left"/>
+      </w:pPr>
+      <w:r>
+        <w:rPr>
+          <w:rFonts w:ascii="Courier New" w:hAnsi="Courier New"/>
+          <w:color w:val="000000"/>
+          <w:sz w:val="20"/>
+        </w:rPr>
+        <w:t xml:space="preserve"> </w:t>
+      </w:r>
+    </w:p>
+    <w:p>
+      <w:pPr>
+        <w:spacing w:before="0" w:after="0" w:line="240" w:lineRule="auto"/>
+        <w:ind w:firstLine="0"/>
+        <w:jc w:val="left"/>
+      </w:pPr>
+      <w:r>
+        <w:rPr>
+          <w:rFonts w:ascii="Courier New" w:hAnsi="Courier New"/>
+          <w:color w:val="000000"/>
+          <w:sz w:val="20"/>
+        </w:rPr>
+        <w:t># Перейти в папку проекта</w:t>
+      </w:r>
+    </w:p>
+    <w:p>
+      <w:pPr>
+        <w:spacing w:before="0" w:after="0" w:line="240" w:lineRule="auto"/>
+        <w:ind w:firstLine="0"/>
+        <w:jc w:val="left"/>
+      </w:pPr>
+      <w:r>
+        <w:rPr>
+          <w:rFonts w:ascii="Courier New" w:hAnsi="Courier New"/>
+          <w:color w:val="000000"/>
+          <w:sz w:val="20"/>
+        </w:rPr>
+        <w:t>cd Parsing</w:t>
+      </w:r>
+    </w:p>
+    <w:p>
+      <w:pPr>
+        <w:spacing w:before="0" w:after="0" w:line="240" w:lineRule="auto"/>
+        <w:ind w:firstLine="397"/>
+        <w:jc w:val="both"/>
+      </w:pPr>
+      <w:r>
+        <w:rPr>
+          <w:rFonts w:ascii="Times New Roman" w:hAnsi="Times New Roman"/>
+          <w:b w:val="0"/>
+          <w:color w:val="000000"/>
+          <w:sz w:val="28"/>
+        </w:rPr>
+        <w:t>После клонирования в текущей директории появится папка Parsing со следующей структурой файлов, описанной в таблице 8.</w:t>
+      </w:r>
+    </w:p>
+    <w:p>
+      <w:pPr>
+        <w:spacing w:before="120" w:after="40" w:line="240" w:lineRule="auto"/>
+        <w:jc w:val="left"/>
+      </w:pPr>
+      <w:r>
+        <w:rPr>
+          <w:rFonts w:ascii="Times New Roman" w:hAnsi="Times New Roman"/>
+          <w:b w:val="0"/>
+          <w:color w:val="000000"/>
+          <w:sz w:val="28"/>
+        </w:rPr>
+        <w:t>Таблица 8 – Структура файлов проекта</w:t>
+      </w:r>
+    </w:p>
+    <w:tbl>
+      <w:tblPr>
+        <w:tblStyle w:val="TableGrid"/>
+        <w:tblW w:type="auto" w:w="0"/>
+        <w:jc w:val="center"/>
+        <w:tblLook w:firstColumn="1" w:firstRow="1" w:lastColumn="0" w:lastRow="0" w:noHBand="0" w:noVBand="1" w:val="04A0"/>
+      </w:tblPr>
+      <w:tblGrid>
+        <w:gridCol w:w="4961"/>
+        <w:gridCol w:w="4961"/>
+      </w:tblGrid>
+      <w:tr>
+        <w:tc>
+          <w:tcPr>
+            <w:tcW w:type="dxa" w:w="4961"/>
+            <w:shd w:val="clear" w:color="auto" w:fill="D9D9D9"/>
+          </w:tcPr>
+          <w:p>
+            <w:pPr>
+              <w:spacing w:before="20" w:after="20" w:line="240" w:lineRule="auto"/>
+              <w:ind w:firstLine="0"/>
+              <w:jc w:val="center"/>
+            </w:pPr>
+            <w:r/>
+            <w:r>
+              <w:rPr>
+                <w:rFonts w:ascii="Times New Roman" w:hAnsi="Times New Roman"/>
+                <w:b/>
+                <w:sz w:val="24"/>
+              </w:rPr>
+              <w:t>Путь</w:t>
+            </w:r>
+          </w:p>
+        </w:tc>
+        <w:tc>
+          <w:tcPr>
+            <w:tcW w:type="dxa" w:w="4961"/>
+            <w:shd w:val="clear" w:color="auto" w:fill="D9D9D9"/>
+          </w:tcPr>
+          <w:p>
+            <w:pPr>
+              <w:spacing w:before="20" w:after="20" w:line="240" w:lineRule="auto"/>
+              <w:ind w:firstLine="0"/>
+              <w:jc w:val="center"/>
+            </w:pPr>
+            <w:r/>
+            <w:r>
+              <w:rPr>
+                <w:rFonts w:ascii="Times New Roman" w:hAnsi="Times New Roman"/>
+                <w:b/>
+                <w:sz w:val="24"/>
+              </w:rPr>
+              <w:t>Назначение</w:t>
+            </w:r>
+          </w:p>
+        </w:tc>
+      </w:tr>
+      <w:tr>
+        <w:tc>
+          <w:tcPr>
+            <w:tcW w:type="dxa" w:w="4961"/>
+          </w:tcPr>
+          <w:p>
+            <w:pPr>
+              <w:spacing w:before="20" w:after="20" w:line="240" w:lineRule="auto"/>
+              <w:ind w:firstLine="0"/>
+              <w:jc w:val="left"/>
+            </w:pPr>
+            <w:r/>
+            <w:r>
+              <w:rPr>
+                <w:rFonts w:ascii="Times New Roman" w:hAnsi="Times New Roman"/>
+                <w:b w:val="0"/>
+                <w:sz w:val="24"/>
+              </w:rPr>
+              <w:t>scraper/</w:t>
+            </w:r>
+          </w:p>
+        </w:tc>
+        <w:tc>
+          <w:tcPr>
+            <w:tcW w:type="dxa" w:w="4961"/>
+          </w:tcPr>
+          <w:p>
+            <w:pPr>
+              <w:spacing w:before="20" w:after="20" w:line="240" w:lineRule="auto"/>
+              <w:ind w:firstLine="0"/>
+              <w:jc w:val="left"/>
+            </w:pPr>
+            <w:r/>
+            <w:r>
+              <w:rPr>
+                <w:rFonts w:ascii="Times New Roman" w:hAnsi="Times New Roman"/>
+                <w:b w:val="0"/>
+                <w:sz w:val="24"/>
+              </w:rPr>
+              <w:t>Модуль парсинга: базовый класс и три парсера</w:t>
+            </w:r>
+          </w:p>
+        </w:tc>
+      </w:tr>
+      <w:tr>
+        <w:tc>
+          <w:tcPr>
+            <w:tcW w:type="dxa" w:w="4961"/>
+          </w:tcPr>
+          <w:p>
+            <w:pPr>
+              <w:spacing w:before="20" w:after="20" w:line="240" w:lineRule="auto"/>
+              <w:ind w:firstLine="0"/>
+              <w:jc w:val="left"/>
+            </w:pPr>
+            <w:r/>
+            <w:r>
+              <w:rPr>
+                <w:rFonts w:ascii="Times New Roman" w:hAnsi="Times New Roman"/>
+                <w:b w:val="0"/>
+                <w:sz w:val="24"/>
+              </w:rPr>
+              <w:t>db/</w:t>
+            </w:r>
+          </w:p>
+        </w:tc>
+        <w:tc>
+          <w:tcPr>
+            <w:tcW w:type="dxa" w:w="4961"/>
+          </w:tcPr>
+          <w:p>
+            <w:pPr>
+              <w:spacing w:before="20" w:after="20" w:line="240" w:lineRule="auto"/>
+              <w:ind w:firstLine="0"/>
+              <w:jc w:val="left"/>
+            </w:pPr>
+            <w:r/>
+            <w:r>
+              <w:rPr>
+                <w:rFonts w:ascii="Times New Roman" w:hAnsi="Times New Roman"/>
+                <w:b w:val="0"/>
+                <w:sz w:val="24"/>
+              </w:rPr>
+              <w:t>ORM-модели и репозиторий базы данных</w:t>
+            </w:r>
+          </w:p>
+        </w:tc>
+      </w:tr>
+      <w:tr>
+        <w:tc>
+          <w:tcPr>
+            <w:tcW w:type="dxa" w:w="4961"/>
+          </w:tcPr>
+          <w:p>
+            <w:pPr>
+              <w:spacing w:before="20" w:after="20" w:line="240" w:lineRule="auto"/>
+              <w:ind w:firstLine="0"/>
+              <w:jc w:val="left"/>
+            </w:pPr>
+            <w:r/>
+            <w:r>
+              <w:rPr>
+                <w:rFonts w:ascii="Times New Roman" w:hAnsi="Times New Roman"/>
+                <w:b w:val="0"/>
+                <w:sz w:val="24"/>
+              </w:rPr>
+              <w:t>ml/</w:t>
+            </w:r>
+          </w:p>
+        </w:tc>
+        <w:tc>
+          <w:tcPr>
+            <w:tcW w:type="dxa" w:w="4961"/>
+          </w:tcPr>
+          <w:p>
+            <w:pPr>
+              <w:spacing w:before="20" w:after="20" w:line="240" w:lineRule="auto"/>
+              <w:ind w:firstLine="0"/>
+              <w:jc w:val="left"/>
+            </w:pPr>
+            <w:r/>
+            <w:r>
+              <w:rPr>
+                <w:rFonts w:ascii="Times New Roman" w:hAnsi="Times New Roman"/>
+                <w:b w:val="0"/>
+                <w:sz w:val="24"/>
+              </w:rPr>
+              <w:t>Модули кластеризации KMeans и классификатора RF</w:t>
+            </w:r>
+          </w:p>
+        </w:tc>
+      </w:tr>
+      <w:tr>
+        <w:tc>
+          <w:tcPr>
+            <w:tcW w:type="dxa" w:w="4961"/>
+          </w:tcPr>
+          <w:p>
+            <w:pPr>
+              <w:spacing w:before="20" w:after="20" w:line="240" w:lineRule="auto"/>
+              <w:ind w:firstLine="0"/>
+              <w:jc w:val="left"/>
+            </w:pPr>
+            <w:r/>
+            <w:r>
+              <w:rPr>
+                <w:rFonts w:ascii="Times New Roman" w:hAnsi="Times New Roman"/>
+                <w:b w:val="0"/>
+                <w:sz w:val="24"/>
+              </w:rPr>
+              <w:t>analytics/</w:t>
+            </w:r>
+          </w:p>
+        </w:tc>
+        <w:tc>
+          <w:tcPr>
+            <w:tcW w:type="dxa" w:w="4961"/>
+          </w:tcPr>
+          <w:p>
+            <w:pPr>
+              <w:spacing w:before="20" w:after="20" w:line="240" w:lineRule="auto"/>
+              <w:ind w:firstLine="0"/>
+              <w:jc w:val="left"/>
+            </w:pPr>
+            <w:r/>
+            <w:r>
+              <w:rPr>
+                <w:rFonts w:ascii="Times New Roman" w:hAnsi="Times New Roman"/>
+                <w:b w:val="0"/>
+                <w:sz w:val="24"/>
+              </w:rPr>
+              <w:t>Аналитические функции</w:t>
+            </w:r>
+          </w:p>
+        </w:tc>
+      </w:tr>
+      <w:tr>
+        <w:tc>
+          <w:tcPr>
+            <w:tcW w:type="dxa" w:w="4961"/>
+          </w:tcPr>
+          <w:p>
+            <w:pPr>
+              <w:spacing w:before="20" w:after="20" w:line="240" w:lineRule="auto"/>
+              <w:ind w:firstLine="0"/>
+              <w:jc w:val="left"/>
+            </w:pPr>
+            <w:r/>
+            <w:r>
+              <w:rPr>
+                <w:rFonts w:ascii="Times New Roman" w:hAnsi="Times New Roman"/>
+                <w:b w:val="0"/>
+                <w:sz w:val="24"/>
+              </w:rPr>
+              <w:t>dashboard/</w:t>
+            </w:r>
+          </w:p>
+        </w:tc>
+        <w:tc>
+          <w:tcPr>
+            <w:tcW w:type="dxa" w:w="4961"/>
+          </w:tcPr>
+          <w:p>
+            <w:pPr>
+              <w:spacing w:before="20" w:after="20" w:line="240" w:lineRule="auto"/>
+              <w:ind w:firstLine="0"/>
+              <w:jc w:val="left"/>
+            </w:pPr>
+            <w:r/>
+            <w:r>
+              <w:rPr>
+                <w:rFonts w:ascii="Times New Roman" w:hAnsi="Times New Roman"/>
+                <w:b w:val="0"/>
+                <w:sz w:val="24"/>
+              </w:rPr>
+              <w:t>Веб-дашборд на Streamlit (точка входа — Главная.py)</w:t>
+            </w:r>
+          </w:p>
+        </w:tc>
+      </w:tr>
+      <w:tr>
+        <w:tc>
+          <w:tcPr>
+            <w:tcW w:type="dxa" w:w="4961"/>
+          </w:tcPr>
+          <w:p>
+            <w:pPr>
+              <w:spacing w:before="20" w:after="20" w:line="240" w:lineRule="auto"/>
+              <w:ind w:firstLine="0"/>
+              <w:jc w:val="left"/>
+            </w:pPr>
+            <w:r/>
+            <w:r>
+              <w:rPr>
+                <w:rFonts w:ascii="Times New Roman" w:hAnsi="Times New Roman"/>
+                <w:b w:val="0"/>
+                <w:sz w:val="24"/>
+              </w:rPr>
+              <w:t>logger/</w:t>
+            </w:r>
+          </w:p>
+        </w:tc>
+        <w:tc>
+          <w:tcPr>
+            <w:tcW w:type="dxa" w:w="4961"/>
+          </w:tcPr>
+          <w:p>
+            <w:pPr>
+              <w:spacing w:before="20" w:after="20" w:line="240" w:lineRule="auto"/>
+              <w:ind w:firstLine="0"/>
+              <w:jc w:val="left"/>
+            </w:pPr>
+            <w:r/>
+            <w:r>
+              <w:rPr>
+                <w:rFonts w:ascii="Times New Roman" w:hAnsi="Times New Roman"/>
+                <w:b w:val="0"/>
+                <w:sz w:val="24"/>
+              </w:rPr>
+              <w:t>Настройка системы логирования</w:t>
+            </w:r>
+          </w:p>
+        </w:tc>
+      </w:tr>
+      <w:tr>
+        <w:tc>
+          <w:tcPr>
+            <w:tcW w:type="dxa" w:w="4961"/>
+          </w:tcPr>
+          <w:p>
+            <w:pPr>
+              <w:spacing w:before="20" w:after="20" w:line="240" w:lineRule="auto"/>
+              <w:ind w:firstLine="0"/>
+              <w:jc w:val="left"/>
+            </w:pPr>
+            <w:r/>
+            <w:r>
+              <w:rPr>
+                <w:rFonts w:ascii="Times New Roman" w:hAnsi="Times New Roman"/>
+                <w:b w:val="0"/>
+                <w:sz w:val="24"/>
+              </w:rPr>
+              <w:t>data/</w:t>
+            </w:r>
+          </w:p>
+        </w:tc>
+        <w:tc>
+          <w:tcPr>
+            <w:tcW w:type="dxa" w:w="4961"/>
+          </w:tcPr>
+          <w:p>
+            <w:pPr>
+              <w:spacing w:before="20" w:after="20" w:line="240" w:lineRule="auto"/>
+              <w:ind w:firstLine="0"/>
+              <w:jc w:val="left"/>
+            </w:pPr>
+            <w:r/>
+            <w:r>
+              <w:rPr>
+                <w:rFonts w:ascii="Times New Roman" w:hAnsi="Times New Roman"/>
+                <w:b w:val="0"/>
+                <w:sz w:val="24"/>
+              </w:rPr>
+              <w:t>Папка для файла базы данных prices.db (создаётся при запуске)</w:t>
+            </w:r>
+          </w:p>
+        </w:tc>
+      </w:tr>
+      <w:tr>
+        <w:tc>
+          <w:tcPr>
+            <w:tcW w:type="dxa" w:w="4961"/>
+          </w:tcPr>
+          <w:p>
+            <w:pPr>
+              <w:spacing w:before="20" w:after="20" w:line="240" w:lineRule="auto"/>
+              <w:ind w:firstLine="0"/>
+              <w:jc w:val="left"/>
+            </w:pPr>
+            <w:r/>
+            <w:r>
+              <w:rPr>
+                <w:rFonts w:ascii="Times New Roman" w:hAnsi="Times New Roman"/>
+                <w:b w:val="0"/>
+                <w:sz w:val="24"/>
+              </w:rPr>
+              <w:t>logs/</w:t>
+            </w:r>
+          </w:p>
+        </w:tc>
+        <w:tc>
+          <w:tcPr>
+            <w:tcW w:type="dxa" w:w="4961"/>
+          </w:tcPr>
+          <w:p>
+            <w:pPr>
+              <w:spacing w:before="20" w:after="20" w:line="240" w:lineRule="auto"/>
+              <w:ind w:firstLine="0"/>
+              <w:jc w:val="left"/>
+            </w:pPr>
+            <w:r/>
+            <w:r>
+              <w:rPr>
+                <w:rFonts w:ascii="Times New Roman" w:hAnsi="Times New Roman"/>
+                <w:b w:val="0"/>
+                <w:sz w:val="24"/>
+              </w:rPr>
+              <w:t>Папка для файлов логов (создаётся при запуске)</w:t>
+            </w:r>
+          </w:p>
+        </w:tc>
+      </w:tr>
+      <w:tr>
+        <w:tc>
+          <w:tcPr>
+            <w:tcW w:type="dxa" w:w="4961"/>
+          </w:tcPr>
+          <w:p>
+            <w:pPr>
+              <w:spacing w:before="20" w:after="20" w:line="240" w:lineRule="auto"/>
+              <w:ind w:firstLine="0"/>
+              <w:jc w:val="left"/>
+            </w:pPr>
+            <w:r/>
+            <w:r>
+              <w:rPr>
+                <w:rFonts w:ascii="Times New Roman" w:hAnsi="Times New Roman"/>
+                <w:b w:val="0"/>
+                <w:sz w:val="24"/>
+              </w:rPr>
+              <w:t>requirements.txt</w:t>
+            </w:r>
+          </w:p>
+        </w:tc>
+        <w:tc>
+          <w:tcPr>
+            <w:tcW w:type="dxa" w:w="4961"/>
+          </w:tcPr>
+          <w:p>
+            <w:pPr>
+              <w:spacing w:before="20" w:after="20" w:line="240" w:lineRule="auto"/>
+              <w:ind w:firstLine="0"/>
+              <w:jc w:val="left"/>
+            </w:pPr>
+            <w:r/>
+            <w:r>
+              <w:rPr>
+                <w:rFonts w:ascii="Times New Roman" w:hAnsi="Times New Roman"/>
+                <w:b w:val="0"/>
+                <w:sz w:val="24"/>
+              </w:rPr>
+              <w:t>Список зависимостей Python</w:t>
+            </w:r>
+          </w:p>
+        </w:tc>
+      </w:tr>
+    </w:tbl>
+    <w:p>
+      <w:pPr>
+        <w:spacing w:before="0" w:after="0" w:line="240" w:lineRule="auto"/>
+        <w:ind w:firstLine="397"/>
+        <w:jc w:val="both"/>
+      </w:pPr>
+    </w:p>
+    <w:p>
+      <w:pPr>
+        <w:spacing w:before="120" w:after="60" w:line="240" w:lineRule="auto"/>
+        <w:jc w:val="left"/>
+      </w:pPr>
+      <w:r>
+        <w:rPr>
+          <w:rFonts w:ascii="Times New Roman" w:hAnsi="Times New Roman"/>
+          <w:b w:val="0"/>
+          <w:color w:val="000000"/>
+          <w:sz w:val="28"/>
+        </w:rPr>
+        <w:t>8.3 Создание виртуального окружения</w:t>
+      </w:r>
+    </w:p>
+    <w:p>
+      <w:pPr>
+        <w:spacing w:before="0" w:after="0" w:line="240" w:lineRule="auto"/>
+        <w:ind w:firstLine="397"/>
+        <w:jc w:val="both"/>
+      </w:pPr>
+      <w:r>
+        <w:rPr>
+          <w:rFonts w:ascii="Times New Roman" w:hAnsi="Times New Roman"/>
+          <w:b w:val="0"/>
+          <w:color w:val="000000"/>
+          <w:sz w:val="28"/>
+        </w:rPr>
+        <w:t>Рекомендуется устанавливать зависимости в изолированное виртуальное окружение Python (venv), чтобы не конфликтовать с системными пакетами. Команды создания и активации окружения различаются в зависимости от операционной системы.</w:t>
+      </w:r>
+    </w:p>
+    <w:p>
+      <w:pPr>
+        <w:spacing w:before="80" w:after="40" w:line="240" w:lineRule="auto"/>
+        <w:jc w:val="left"/>
+      </w:pPr>
+      <w:r>
+        <w:rPr>
+          <w:rFonts w:ascii="Times New Roman" w:hAnsi="Times New Roman"/>
+          <w:b w:val="0"/>
+          <w:color w:val="000000"/>
+          <w:sz w:val="28"/>
+        </w:rPr>
+        <w:t>Листинг 13 – Создание и активация виртуального окружения</w:t>
+      </w:r>
+    </w:p>
+    <w:p>
+      <w:pPr>
+        <w:spacing w:before="0" w:after="0" w:line="240" w:lineRule="auto"/>
+        <w:ind w:firstLine="0"/>
+        <w:jc w:val="left"/>
+      </w:pPr>
+      <w:r>
+        <w:rPr>
+          <w:rFonts w:ascii="Courier New" w:hAnsi="Courier New"/>
+          <w:color w:val="000000"/>
+          <w:sz w:val="20"/>
+        </w:rPr>
+        <w:t># ── Windows (PowerShell) ────────────────────────────────────</w:t>
+      </w:r>
+    </w:p>
+    <w:p>
+      <w:pPr>
+        <w:spacing w:before="0" w:after="0" w:line="240" w:lineRule="auto"/>
+        <w:ind w:firstLine="0"/>
+        <w:jc w:val="left"/>
+      </w:pPr>
+      <w:r>
+        <w:rPr>
+          <w:rFonts w:ascii="Courier New" w:hAnsi="Courier New"/>
+          <w:color w:val="000000"/>
+          <w:sz w:val="20"/>
+        </w:rPr>
+        <w:t>python -m venv venv</w:t>
+      </w:r>
+    </w:p>
+    <w:p>
+      <w:pPr>
+        <w:spacing w:before="0" w:after="0" w:line="240" w:lineRule="auto"/>
+        <w:ind w:firstLine="0"/>
+        <w:jc w:val="left"/>
+      </w:pPr>
+      <w:r>
+        <w:rPr>
+          <w:rFonts w:ascii="Courier New" w:hAnsi="Courier New"/>
+          <w:color w:val="000000"/>
+          <w:sz w:val="20"/>
+        </w:rPr>
+        <w:t>venv\Scripts\activate</w:t>
+      </w:r>
+    </w:p>
+    <w:p>
+      <w:pPr>
+        <w:spacing w:before="0" w:after="0" w:line="240" w:lineRule="auto"/>
+        <w:ind w:firstLine="0"/>
+        <w:jc w:val="left"/>
+      </w:pPr>
+      <w:r>
+        <w:rPr>
+          <w:rFonts w:ascii="Courier New" w:hAnsi="Courier New"/>
+          <w:color w:val="000000"/>
+          <w:sz w:val="20"/>
+        </w:rPr>
+        <w:t xml:space="preserve"> </w:t>
+      </w:r>
+    </w:p>
+    <w:p>
+      <w:pPr>
+        <w:spacing w:before="0" w:after="0" w:line="240" w:lineRule="auto"/>
+        <w:ind w:firstLine="0"/>
+        <w:jc w:val="left"/>
+      </w:pPr>
+      <w:r>
+        <w:rPr>
+          <w:rFonts w:ascii="Courier New" w:hAnsi="Courier New"/>
+          <w:color w:val="000000"/>
+          <w:sz w:val="20"/>
+        </w:rPr>
+        <w:t># ── macOS / Linux ────────────────────────────────────────────</w:t>
+      </w:r>
+    </w:p>
+    <w:p>
+      <w:pPr>
+        <w:spacing w:before="0" w:after="0" w:line="240" w:lineRule="auto"/>
+        <w:ind w:firstLine="0"/>
+        <w:jc w:val="left"/>
+      </w:pPr>
+      <w:r>
+        <w:rPr>
+          <w:rFonts w:ascii="Courier New" w:hAnsi="Courier New"/>
+          <w:color w:val="000000"/>
+          <w:sz w:val="20"/>
+        </w:rPr>
+        <w:t>python3 -m venv venv</w:t>
+      </w:r>
+    </w:p>
+    <w:p>
+      <w:pPr>
+        <w:spacing w:before="0" w:after="0" w:line="240" w:lineRule="auto"/>
+        <w:ind w:firstLine="0"/>
+        <w:jc w:val="left"/>
+      </w:pPr>
+      <w:r>
+        <w:rPr>
+          <w:rFonts w:ascii="Courier New" w:hAnsi="Courier New"/>
+          <w:color w:val="000000"/>
+          <w:sz w:val="20"/>
+        </w:rPr>
+        <w:t>source venv/bin/activate</w:t>
+      </w:r>
+    </w:p>
+    <w:p>
+      <w:pPr>
+        <w:spacing w:before="0" w:after="0" w:line="240" w:lineRule="auto"/>
+        <w:ind w:firstLine="0"/>
+        <w:jc w:val="left"/>
+      </w:pPr>
+      <w:r>
+        <w:rPr>
+          <w:rFonts w:ascii="Courier New" w:hAnsi="Courier New"/>
+          <w:color w:val="000000"/>
+          <w:sz w:val="20"/>
+        </w:rPr>
+        <w:t xml:space="preserve"> </w:t>
+      </w:r>
+    </w:p>
+    <w:p>
+      <w:pPr>
+        <w:spacing w:before="0" w:after="0" w:line="240" w:lineRule="auto"/>
+        <w:ind w:firstLine="0"/>
+        <w:jc w:val="left"/>
+      </w:pPr>
+      <w:r>
+        <w:rPr>
+          <w:rFonts w:ascii="Courier New" w:hAnsi="Courier New"/>
+          <w:color w:val="000000"/>
+          <w:sz w:val="20"/>
+        </w:rPr>
+        <w:t># После активации в строке приглашения появится префикс (venv)</w:t>
+      </w:r>
+    </w:p>
+    <w:p>
+      <w:pPr>
+        <w:spacing w:before="0" w:after="0" w:line="240" w:lineRule="auto"/>
+        <w:ind w:firstLine="0"/>
+        <w:jc w:val="left"/>
+      </w:pPr>
+      <w:r>
+        <w:rPr>
+          <w:rFonts w:ascii="Courier New" w:hAnsi="Courier New"/>
+          <w:color w:val="000000"/>
+          <w:sz w:val="20"/>
+        </w:rPr>
+        <w:t># Пример: (venv) PS C:\...\Parsing&gt;</w:t>
+      </w:r>
+    </w:p>
+    <w:p>
+      <w:pPr>
+        <w:spacing w:before="0" w:after="0" w:line="240" w:lineRule="auto"/>
+        <w:ind w:firstLine="397"/>
+        <w:jc w:val="both"/>
+      </w:pPr>
+      <w:r>
+        <w:rPr>
+          <w:rFonts w:ascii="Times New Roman" w:hAnsi="Times New Roman"/>
+          <w:b w:val="0"/>
+          <w:color w:val="000000"/>
+          <w:sz w:val="28"/>
+        </w:rPr>
+        <w:t>Признаком успешной активации виртуального окружения является появление префикса (venv) в начале строки приглашения терминала. Все последующие команды должны выполняться в активированном окружении.</w:t>
+      </w:r>
+    </w:p>
+    <w:p>
+      <w:pPr>
+        <w:spacing w:before="0" w:after="0" w:line="240" w:lineRule="auto"/>
+        <w:ind w:firstLine="397"/>
+        <w:jc w:val="both"/>
+      </w:pPr>
+      <w:r>
+        <w:rPr>
+          <w:rFonts w:ascii="Times New Roman" w:hAnsi="Times New Roman"/>
+          <w:b w:val="0"/>
+          <w:color w:val="000000"/>
+          <w:sz w:val="28"/>
+        </w:rPr>
+        <w:t>На Windows при первом запуске команды активации может появиться ошибка политики выполнения скриптов. В этом случае необходимо выполнить следующую команду от имени текущего пользователя и повторить активацию.</w:t>
+      </w:r>
+    </w:p>
+    <w:p>
+      <w:pPr>
+        <w:spacing w:before="80" w:after="40" w:line="240" w:lineRule="auto"/>
+        <w:jc w:val="left"/>
+      </w:pPr>
+      <w:r>
+        <w:rPr>
+          <w:rFonts w:ascii="Times New Roman" w:hAnsi="Times New Roman"/>
+          <w:b w:val="0"/>
+          <w:color w:val="000000"/>
+          <w:sz w:val="28"/>
+        </w:rPr>
+        <w:t>Листинг 14 – Разрешение политики выполнения скриптов (только Windows)</w:t>
+      </w:r>
+    </w:p>
+    <w:p>
+      <w:pPr>
+        <w:spacing w:before="0" w:after="0" w:line="240" w:lineRule="auto"/>
+        <w:ind w:firstLine="0"/>
+        <w:jc w:val="left"/>
+      </w:pPr>
+      <w:r>
+        <w:rPr>
+          <w:rFonts w:ascii="Courier New" w:hAnsi="Courier New"/>
+          <w:color w:val="000000"/>
+          <w:sz w:val="20"/>
+        </w:rPr>
+        <w:t>Set-ExecutionPolicy -ExecutionPolicy RemoteSigned -Scope CurrentUser</w:t>
+      </w:r>
+    </w:p>
+    <w:p>
+      <w:pPr>
+        <w:spacing w:before="120" w:after="60" w:line="240" w:lineRule="auto"/>
+        <w:jc w:val="left"/>
+      </w:pPr>
+      <w:r>
+        <w:rPr>
+          <w:rFonts w:ascii="Times New Roman" w:hAnsi="Times New Roman"/>
+          <w:b w:val="0"/>
+          <w:color w:val="000000"/>
+          <w:sz w:val="28"/>
+        </w:rPr>
+        <w:t>8.4 Установка зависимостей</w:t>
+      </w:r>
+    </w:p>
+    <w:p>
+      <w:pPr>
+        <w:spacing w:before="0" w:after="0" w:line="240" w:lineRule="auto"/>
+        <w:ind w:firstLine="397"/>
+        <w:jc w:val="both"/>
+      </w:pPr>
+      <w:r>
+        <w:rPr>
+          <w:rFonts w:ascii="Times New Roman" w:hAnsi="Times New Roman"/>
+          <w:b w:val="0"/>
+          <w:color w:val="000000"/>
+          <w:sz w:val="28"/>
+        </w:rPr>
+        <w:t>После активации виртуального окружения необходимо установить все библиотеки, перечисленные в файле requirements.txt, а затем установить браузер Chromium для Playwright. Установка может занять 3–7 минут в зависимости от скорости интернет-соединения.</w:t>
+      </w:r>
+    </w:p>
+    <w:p>
+      <w:pPr>
+        <w:spacing w:before="80" w:after="40" w:line="240" w:lineRule="auto"/>
+        <w:jc w:val="left"/>
+      </w:pPr>
+      <w:r>
+        <w:rPr>
+          <w:rFonts w:ascii="Times New Roman" w:hAnsi="Times New Roman"/>
+          <w:b w:val="0"/>
+          <w:color w:val="000000"/>
+          <w:sz w:val="28"/>
+        </w:rPr>
+        <w:t>Листинг 15 – Установка зависимостей и браузера Playwright</w:t>
+      </w:r>
+    </w:p>
+    <w:p>
+      <w:pPr>
+        <w:spacing w:before="0" w:after="0" w:line="240" w:lineRule="auto"/>
+        <w:ind w:firstLine="0"/>
+        <w:jc w:val="left"/>
+      </w:pPr>
+      <w:r>
+        <w:rPr>
+          <w:rFonts w:ascii="Courier New" w:hAnsi="Courier New"/>
+          <w:color w:val="000000"/>
+          <w:sz w:val="20"/>
+        </w:rPr>
+        <w:t># Установить все Python-зависимости</w:t>
+      </w:r>
+    </w:p>
+    <w:p>
+      <w:pPr>
+        <w:spacing w:before="0" w:after="0" w:line="240" w:lineRule="auto"/>
+        <w:ind w:firstLine="0"/>
+        <w:jc w:val="left"/>
+      </w:pPr>
+      <w:r>
+        <w:rPr>
+          <w:rFonts w:ascii="Courier New" w:hAnsi="Courier New"/>
+          <w:color w:val="000000"/>
+          <w:sz w:val="20"/>
+        </w:rPr>
+        <w:t>pip install -r requirements.txt</w:t>
+      </w:r>
+    </w:p>
+    <w:p>
+      <w:pPr>
+        <w:spacing w:before="0" w:after="0" w:line="240" w:lineRule="auto"/>
+        <w:ind w:firstLine="0"/>
+        <w:jc w:val="left"/>
+      </w:pPr>
+      <w:r>
+        <w:rPr>
+          <w:rFonts w:ascii="Courier New" w:hAnsi="Courier New"/>
+          <w:color w:val="000000"/>
+          <w:sz w:val="20"/>
+        </w:rPr>
+        <w:t xml:space="preserve"> </w:t>
+      </w:r>
+    </w:p>
+    <w:p>
+      <w:pPr>
+        <w:spacing w:before="0" w:after="0" w:line="240" w:lineRule="auto"/>
+        <w:ind w:firstLine="0"/>
+        <w:jc w:val="left"/>
+      </w:pPr>
+      <w:r>
+        <w:rPr>
+          <w:rFonts w:ascii="Courier New" w:hAnsi="Courier New"/>
+          <w:color w:val="000000"/>
+          <w:sz w:val="20"/>
+        </w:rPr>
+        <w:t># Установить браузер Chromium для Playwright</w:t>
+      </w:r>
+    </w:p>
+    <w:p>
+      <w:pPr>
+        <w:spacing w:before="0" w:after="0" w:line="240" w:lineRule="auto"/>
+        <w:ind w:firstLine="0"/>
+        <w:jc w:val="left"/>
+      </w:pPr>
+      <w:r>
+        <w:rPr>
+          <w:rFonts w:ascii="Courier New" w:hAnsi="Courier New"/>
+          <w:color w:val="000000"/>
+          <w:sz w:val="20"/>
+        </w:rPr>
+        <w:t># (требуется однократно, занимает ~150 МБ)</w:t>
+      </w:r>
+    </w:p>
+    <w:p>
+      <w:pPr>
+        <w:spacing w:before="0" w:after="0" w:line="240" w:lineRule="auto"/>
+        <w:ind w:firstLine="0"/>
+        <w:jc w:val="left"/>
+      </w:pPr>
+      <w:r>
+        <w:rPr>
+          <w:rFonts w:ascii="Courier New" w:hAnsi="Courier New"/>
+          <w:color w:val="000000"/>
+          <w:sz w:val="20"/>
+        </w:rPr>
+        <w:t>playwright install chromium</w:t>
+      </w:r>
+    </w:p>
+    <w:p>
+      <w:pPr>
+        <w:spacing w:before="0" w:after="0" w:line="240" w:lineRule="auto"/>
+        <w:ind w:firstLine="397"/>
+        <w:jc w:val="both"/>
+      </w:pPr>
+      <w:r>
+        <w:rPr>
+          <w:rFonts w:ascii="Times New Roman" w:hAnsi="Times New Roman"/>
+          <w:b w:val="0"/>
+          <w:color w:val="000000"/>
+          <w:sz w:val="28"/>
+        </w:rPr>
+        <w:t>Команда playwright install chromium загружает и устанавливает браузер Chromium в системную директорию Playwright. Без этого шага модуль парсинга не сможет запустить браузер и завершится с ошибкой BrowserType.launch: Executable doesn't exist. Установка выполняется однократно и не требует повторения при последующих запусках системы.</w:t>
+      </w:r>
+    </w:p>
+    <w:p>
+      <w:pPr>
+        <w:spacing w:before="120" w:after="60" w:line="240" w:lineRule="auto"/>
+        <w:jc w:val="left"/>
+      </w:pPr>
+      <w:r>
+        <w:rPr>
+          <w:rFonts w:ascii="Times New Roman" w:hAnsi="Times New Roman"/>
+          <w:b w:val="0"/>
+          <w:color w:val="000000"/>
+          <w:sz w:val="28"/>
+        </w:rPr>
+        <w:t>8.5 Запуск веб-дашборда</w:t>
+      </w:r>
+    </w:p>
+    <w:p>
+      <w:pPr>
+        <w:spacing w:before="0" w:after="0" w:line="240" w:lineRule="auto"/>
+        <w:ind w:firstLine="397"/>
+        <w:jc w:val="both"/>
+      </w:pPr>
+      <w:r>
+        <w:rPr>
+          <w:rFonts w:ascii="Times New Roman" w:hAnsi="Times New Roman"/>
+          <w:b w:val="0"/>
+          <w:color w:val="000000"/>
+          <w:sz w:val="28"/>
+        </w:rPr>
+        <w:t>Веб-дашборд является основным интерфейсом системы. После его запуска браузер автоматически открывается по адресу http://localhost:8501. Команда запуска приведена в листинге 16.</w:t>
+      </w:r>
+    </w:p>
+    <w:p>
+      <w:pPr>
+        <w:spacing w:before="80" w:after="40" w:line="240" w:lineRule="auto"/>
+        <w:jc w:val="left"/>
+      </w:pPr>
+      <w:r>
+        <w:rPr>
+          <w:rFonts w:ascii="Times New Roman" w:hAnsi="Times New Roman"/>
+          <w:b w:val="0"/>
+          <w:color w:val="000000"/>
+          <w:sz w:val="28"/>
+        </w:rPr>
+        <w:t>Листинг 16 – Запуск веб-дашборда</w:t>
+      </w:r>
+    </w:p>
+    <w:p>
+      <w:pPr>
+        <w:spacing w:before="0" w:after="0" w:line="240" w:lineRule="auto"/>
+        <w:ind w:firstLine="0"/>
+        <w:jc w:val="left"/>
+      </w:pPr>
+      <w:r>
+        <w:rPr>
+          <w:rFonts w:ascii="Courier New" w:hAnsi="Courier New"/>
+          <w:color w:val="000000"/>
+          <w:sz w:val="20"/>
+        </w:rPr>
+        <w:t># Запустить из корневой папки проекта</w:t>
+      </w:r>
+    </w:p>
+    <w:p>
+      <w:pPr>
+        <w:spacing w:before="0" w:after="0" w:line="240" w:lineRule="auto"/>
+        <w:ind w:firstLine="0"/>
+        <w:jc w:val="left"/>
+      </w:pPr>
+      <w:r>
+        <w:rPr>
+          <w:rFonts w:ascii="Courier New" w:hAnsi="Courier New"/>
+          <w:color w:val="000000"/>
+          <w:sz w:val="20"/>
+        </w:rPr>
+        <w:t>streamlit run dashboard/Главная.py</w:t>
+      </w:r>
+    </w:p>
+    <w:p>
+      <w:pPr>
+        <w:spacing w:before="0" w:after="0" w:line="240" w:lineRule="auto"/>
+        <w:ind w:firstLine="0"/>
+        <w:jc w:val="left"/>
+      </w:pPr>
+      <w:r>
+        <w:rPr>
+          <w:rFonts w:ascii="Courier New" w:hAnsi="Courier New"/>
+          <w:color w:val="000000"/>
+          <w:sz w:val="20"/>
+        </w:rPr>
+        <w:t xml:space="preserve"> </w:t>
+      </w:r>
+    </w:p>
+    <w:p>
+      <w:pPr>
+        <w:spacing w:before="0" w:after="0" w:line="240" w:lineRule="auto"/>
+        <w:ind w:firstLine="0"/>
+        <w:jc w:val="left"/>
+      </w:pPr>
+      <w:r>
+        <w:rPr>
+          <w:rFonts w:ascii="Courier New" w:hAnsi="Courier New"/>
+          <w:color w:val="000000"/>
+          <w:sz w:val="20"/>
+        </w:rPr>
+        <w:t># Дашборд откроется по адресу:</w:t>
+      </w:r>
+    </w:p>
+    <w:p>
+      <w:pPr>
+        <w:spacing w:before="0" w:after="0" w:line="240" w:lineRule="auto"/>
+        <w:ind w:firstLine="0"/>
+        <w:jc w:val="left"/>
+      </w:pPr>
+      <w:r>
+        <w:rPr>
+          <w:rFonts w:ascii="Courier New" w:hAnsi="Courier New"/>
+          <w:color w:val="000000"/>
+          <w:sz w:val="20"/>
+        </w:rPr>
+        <w:t># http://localhost:8501</w:t>
+      </w:r>
+    </w:p>
+    <w:p>
+      <w:pPr>
+        <w:spacing w:before="0" w:after="0" w:line="240" w:lineRule="auto"/>
+        <w:ind w:firstLine="397"/>
+        <w:jc w:val="both"/>
+      </w:pPr>
+      <w:r>
+        <w:rPr>
+          <w:rFonts w:ascii="Times New Roman" w:hAnsi="Times New Roman"/>
+          <w:b w:val="0"/>
+          <w:color w:val="000000"/>
+          <w:sz w:val="28"/>
+        </w:rPr>
+        <w:t>Структура дашборда включает пять страниц, доступных через левую панель навигации, описанных в таблице 9.</w:t>
+      </w:r>
+    </w:p>
+    <w:p>
+      <w:pPr>
+        <w:spacing w:before="120" w:after="40" w:line="240" w:lineRule="auto"/>
+        <w:jc w:val="left"/>
+      </w:pPr>
+      <w:r>
+        <w:rPr>
+          <w:rFonts w:ascii="Times New Roman" w:hAnsi="Times New Roman"/>
+          <w:b w:val="0"/>
+          <w:color w:val="000000"/>
+          <w:sz w:val="28"/>
+        </w:rPr>
+        <w:t>Таблица 9 – Страницы веб-дашборда</w:t>
+      </w:r>
+    </w:p>
+    <w:tbl>
+      <w:tblPr>
+        <w:tblStyle w:val="TableGrid"/>
+        <w:tblW w:type="auto" w:w="0"/>
+        <w:jc w:val="center"/>
+        <w:tblLook w:firstColumn="1" w:firstRow="1" w:lastColumn="0" w:lastRow="0" w:noHBand="0" w:noVBand="1" w:val="04A0"/>
+      </w:tblPr>
+      <w:tblGrid>
+        <w:gridCol w:w="4961"/>
+        <w:gridCol w:w="4961"/>
+      </w:tblGrid>
+      <w:tr>
+        <w:tc>
+          <w:tcPr>
+            <w:tcW w:type="dxa" w:w="4961"/>
+            <w:shd w:val="clear" w:color="auto" w:fill="D9D9D9"/>
+          </w:tcPr>
+          <w:p>
+            <w:pPr>
+              <w:spacing w:before="20" w:after="20" w:line="240" w:lineRule="auto"/>
+              <w:ind w:firstLine="0"/>
+              <w:jc w:val="center"/>
+            </w:pPr>
+            <w:r/>
+            <w:r>
+              <w:rPr>
+                <w:rFonts w:ascii="Times New Roman" w:hAnsi="Times New Roman"/>
+                <w:b/>
+                <w:sz w:val="24"/>
+              </w:rPr>
+              <w:t>Страница</w:t>
+            </w:r>
+          </w:p>
+        </w:tc>
+        <w:tc>
+          <w:tcPr>
+            <w:tcW w:type="dxa" w:w="4961"/>
+            <w:shd w:val="clear" w:color="auto" w:fill="D9D9D9"/>
+          </w:tcPr>
+          <w:p>
+            <w:pPr>
+              <w:spacing w:before="20" w:after="20" w:line="240" w:lineRule="auto"/>
+              <w:ind w:firstLine="0"/>
+              <w:jc w:val="center"/>
+            </w:pPr>
+            <w:r/>
+            <w:r>
+              <w:rPr>
+                <w:rFonts w:ascii="Times New Roman" w:hAnsi="Times New Roman"/>
+                <w:b/>
+                <w:sz w:val="24"/>
+              </w:rPr>
+              <w:t>Содержание</w:t>
+            </w:r>
+          </w:p>
+        </w:tc>
+      </w:tr>
+      <w:tr>
+        <w:tc>
+          <w:tcPr>
+            <w:tcW w:type="dxa" w:w="4961"/>
+          </w:tcPr>
+          <w:p>
+            <w:pPr>
+              <w:spacing w:before="20" w:after="20" w:line="240" w:lineRule="auto"/>
+              <w:ind w:firstLine="0"/>
+              <w:jc w:val="left"/>
+            </w:pPr>
+            <w:r/>
+            <w:r>
+              <w:rPr>
+                <w:rFonts w:ascii="Times New Roman" w:hAnsi="Times New Roman"/>
+                <w:b w:val="0"/>
+                <w:sz w:val="24"/>
+              </w:rPr>
+              <w:t>Главная</w:t>
+            </w:r>
+          </w:p>
+        </w:tc>
+        <w:tc>
+          <w:tcPr>
+            <w:tcW w:type="dxa" w:w="4961"/>
+          </w:tcPr>
+          <w:p>
+            <w:pPr>
+              <w:spacing w:before="20" w:after="20" w:line="240" w:lineRule="auto"/>
+              <w:ind w:firstLine="0"/>
+              <w:jc w:val="left"/>
+            </w:pPr>
+            <w:r/>
+            <w:r>
+              <w:rPr>
+                <w:rFonts w:ascii="Times New Roman" w:hAnsi="Times New Roman"/>
+                <w:b w:val="0"/>
+                <w:sz w:val="24"/>
+              </w:rPr>
+              <w:t>Приветственная страница, кнопка запуска парсинга, статус последнего сеанса</w:t>
+            </w:r>
+          </w:p>
+        </w:tc>
+      </w:tr>
+      <w:tr>
+        <w:tc>
+          <w:tcPr>
+            <w:tcW w:type="dxa" w:w="4961"/>
+          </w:tcPr>
+          <w:p>
+            <w:pPr>
+              <w:spacing w:before="20" w:after="20" w:line="240" w:lineRule="auto"/>
+              <w:ind w:firstLine="0"/>
+              <w:jc w:val="left"/>
+            </w:pPr>
+            <w:r/>
+            <w:r>
+              <w:rPr>
+                <w:rFonts w:ascii="Times New Roman" w:hAnsi="Times New Roman"/>
+                <w:b w:val="0"/>
+                <w:sz w:val="24"/>
+              </w:rPr>
+              <w:t>Главный дашборд</w:t>
+            </w:r>
+          </w:p>
+        </w:tc>
+        <w:tc>
+          <w:tcPr>
+            <w:tcW w:type="dxa" w:w="4961"/>
+          </w:tcPr>
+          <w:p>
+            <w:pPr>
+              <w:spacing w:before="20" w:after="20" w:line="240" w:lineRule="auto"/>
+              <w:ind w:firstLine="0"/>
+              <w:jc w:val="left"/>
+            </w:pPr>
+            <w:r/>
+            <w:r>
+              <w:rPr>
+                <w:rFonts w:ascii="Times New Roman" w:hAnsi="Times New Roman"/>
+                <w:b w:val="0"/>
+                <w:sz w:val="24"/>
+              </w:rPr>
+              <w:t>Ключевые метрики, гистограмма цен, сравнение магазинов</w:t>
+            </w:r>
+          </w:p>
+        </w:tc>
+      </w:tr>
+      <w:tr>
+        <w:tc>
+          <w:tcPr>
+            <w:tcW w:type="dxa" w:w="4961"/>
+          </w:tcPr>
+          <w:p>
+            <w:pPr>
+              <w:spacing w:before="20" w:after="20" w:line="240" w:lineRule="auto"/>
+              <w:ind w:firstLine="0"/>
+              <w:jc w:val="left"/>
+            </w:pPr>
+            <w:r/>
+            <w:r>
+              <w:rPr>
+                <w:rFonts w:ascii="Times New Roman" w:hAnsi="Times New Roman"/>
+                <w:b w:val="0"/>
+                <w:sz w:val="24"/>
+              </w:rPr>
+              <w:t>Аналитика</w:t>
+            </w:r>
+          </w:p>
+        </w:tc>
+        <w:tc>
+          <w:tcPr>
+            <w:tcW w:type="dxa" w:w="4961"/>
+          </w:tcPr>
+          <w:p>
+            <w:pPr>
+              <w:spacing w:before="20" w:after="20" w:line="240" w:lineRule="auto"/>
+              <w:ind w:firstLine="0"/>
+              <w:jc w:val="left"/>
+            </w:pPr>
+            <w:r/>
+            <w:r>
+              <w:rPr>
+                <w:rFonts w:ascii="Times New Roman" w:hAnsi="Times New Roman"/>
+                <w:b w:val="0"/>
+                <w:sz w:val="24"/>
+              </w:rPr>
+              <w:t>Динамика цен, ценовой индекс, топ товаров по рейтингу и отзывам</w:t>
+            </w:r>
+          </w:p>
+        </w:tc>
+      </w:tr>
+      <w:tr>
+        <w:tc>
+          <w:tcPr>
+            <w:tcW w:type="dxa" w:w="4961"/>
+          </w:tcPr>
+          <w:p>
+            <w:pPr>
+              <w:spacing w:before="20" w:after="20" w:line="240" w:lineRule="auto"/>
+              <w:ind w:firstLine="0"/>
+              <w:jc w:val="left"/>
+            </w:pPr>
+            <w:r/>
+            <w:r>
+              <w:rPr>
+                <w:rFonts w:ascii="Times New Roman" w:hAnsi="Times New Roman"/>
+                <w:b w:val="0"/>
+                <w:sz w:val="24"/>
+              </w:rPr>
+              <w:t>Сравнение категорий</w:t>
+            </w:r>
+          </w:p>
+        </w:tc>
+        <w:tc>
+          <w:tcPr>
+            <w:tcW w:type="dxa" w:w="4961"/>
+          </w:tcPr>
+          <w:p>
+            <w:pPr>
+              <w:spacing w:before="20" w:after="20" w:line="240" w:lineRule="auto"/>
+              <w:ind w:firstLine="0"/>
+              <w:jc w:val="left"/>
+            </w:pPr>
+            <w:r/>
+            <w:r>
+              <w:rPr>
+                <w:rFonts w:ascii="Times New Roman" w:hAnsi="Times New Roman"/>
+                <w:b w:val="0"/>
+                <w:sz w:val="24"/>
+              </w:rPr>
+              <w:t>Сводная таблица и боксплот распределения цен по категориям</w:t>
+            </w:r>
+          </w:p>
+        </w:tc>
+      </w:tr>
+      <w:tr>
+        <w:tc>
+          <w:tcPr>
+            <w:tcW w:type="dxa" w:w="4961"/>
+          </w:tcPr>
+          <w:p>
+            <w:pPr>
+              <w:spacing w:before="20" w:after="20" w:line="240" w:lineRule="auto"/>
+              <w:ind w:firstLine="0"/>
+              <w:jc w:val="left"/>
+            </w:pPr>
+            <w:r/>
+            <w:r>
+              <w:rPr>
+                <w:rFonts w:ascii="Times New Roman" w:hAnsi="Times New Roman"/>
+                <w:b w:val="0"/>
+                <w:sz w:val="24"/>
+              </w:rPr>
+              <w:t>ML-сегментация</w:t>
+            </w:r>
+          </w:p>
+        </w:tc>
+        <w:tc>
+          <w:tcPr>
+            <w:tcW w:type="dxa" w:w="4961"/>
+          </w:tcPr>
+          <w:p>
+            <w:pPr>
+              <w:spacing w:before="20" w:after="20" w:line="240" w:lineRule="auto"/>
+              <w:ind w:firstLine="0"/>
+              <w:jc w:val="left"/>
+            </w:pPr>
+            <w:r/>
+            <w:r>
+              <w:rPr>
+                <w:rFonts w:ascii="Times New Roman" w:hAnsi="Times New Roman"/>
+                <w:b w:val="0"/>
+                <w:sz w:val="24"/>
+              </w:rPr>
+              <w:t>Кластеры KMeans, обучение моделей, форма классификации нового товара</w:t>
+            </w:r>
+          </w:p>
+        </w:tc>
+      </w:tr>
+      <w:tr>
+        <w:tc>
+          <w:tcPr>
+            <w:tcW w:type="dxa" w:w="4961"/>
+          </w:tcPr>
+          <w:p>
+            <w:pPr>
+              <w:spacing w:before="20" w:after="20" w:line="240" w:lineRule="auto"/>
+              <w:ind w:firstLine="0"/>
+              <w:jc w:val="left"/>
+            </w:pPr>
+            <w:r/>
+            <w:r>
+              <w:rPr>
+                <w:rFonts w:ascii="Times New Roman" w:hAnsi="Times New Roman"/>
+                <w:b w:val="0"/>
+                <w:sz w:val="24"/>
+              </w:rPr>
+              <w:t>Все товары</w:t>
+            </w:r>
+          </w:p>
+        </w:tc>
+        <w:tc>
+          <w:tcPr>
+            <w:tcW w:type="dxa" w:w="4961"/>
+          </w:tcPr>
+          <w:p>
+            <w:pPr>
+              <w:spacing w:before="20" w:after="20" w:line="240" w:lineRule="auto"/>
+              <w:ind w:firstLine="0"/>
+              <w:jc w:val="left"/>
+            </w:pPr>
+            <w:r/>
+            <w:r>
+              <w:rPr>
+                <w:rFonts w:ascii="Times New Roman" w:hAnsi="Times New Roman"/>
+                <w:b w:val="0"/>
+                <w:sz w:val="24"/>
+              </w:rPr>
+              <w:t>Полная таблица с поиском по названию и экспортом в CSV</w:t>
+            </w:r>
+          </w:p>
+        </w:tc>
+      </w:tr>
+    </w:tbl>
+    <w:p>
+      <w:pPr>
+        <w:spacing w:before="0" w:after="0" w:line="240" w:lineRule="auto"/>
+        <w:ind w:firstLine="397"/>
+        <w:jc w:val="both"/>
+      </w:pPr>
+    </w:p>
+    <w:p>
+      <w:pPr>
+        <w:spacing w:before="120" w:after="60" w:line="240" w:lineRule="auto"/>
+        <w:jc w:val="left"/>
+      </w:pPr>
+      <w:r>
+        <w:rPr>
+          <w:rFonts w:ascii="Times New Roman" w:hAnsi="Times New Roman"/>
+          <w:b w:val="0"/>
+          <w:color w:val="000000"/>
+          <w:sz w:val="28"/>
+        </w:rPr>
+        <w:t>8.6 Запуск парсинга из командной строки</w:t>
+      </w:r>
+    </w:p>
+    <w:p>
+      <w:pPr>
+        <w:spacing w:before="0" w:after="0" w:line="240" w:lineRule="auto"/>
+        <w:ind w:firstLine="397"/>
+        <w:jc w:val="both"/>
+      </w:pPr>
+      <w:r>
+        <w:rPr>
+          <w:rFonts w:ascii="Times New Roman" w:hAnsi="Times New Roman"/>
+          <w:b w:val="0"/>
+          <w:color w:val="000000"/>
+          <w:sz w:val="28"/>
+        </w:rPr>
+        <w:t>Помимо запуска через кнопку в дашборде, парсинг можно запустить напрямую из командной строки. Это удобно для автоматизации сбора данных по расписанию или для отладки отдельных парсеров. Примеры команд приведены в листинге 17.</w:t>
+      </w:r>
+    </w:p>
+    <w:p>
+      <w:pPr>
+        <w:spacing w:before="80" w:after="40" w:line="240" w:lineRule="auto"/>
+        <w:jc w:val="left"/>
+      </w:pPr>
+      <w:r>
+        <w:rPr>
+          <w:rFonts w:ascii="Times New Roman" w:hAnsi="Times New Roman"/>
+          <w:b w:val="0"/>
+          <w:color w:val="000000"/>
+          <w:sz w:val="28"/>
+        </w:rPr>
+        <w:t>Листинг 17 – Запуск парсинга из командной строки</w:t>
+      </w:r>
+    </w:p>
+    <w:p>
+      <w:pPr>
+        <w:spacing w:before="0" w:after="0" w:line="240" w:lineRule="auto"/>
+        <w:ind w:firstLine="0"/>
+        <w:jc w:val="left"/>
+      </w:pPr>
+      <w:r>
+        <w:rPr>
+          <w:rFonts w:ascii="Courier New" w:hAnsi="Courier New"/>
+          <w:color w:val="000000"/>
+          <w:sz w:val="20"/>
+        </w:rPr>
+        <w:t># Запустить парсинг всех магазинов и всех категорий</w:t>
+      </w:r>
+    </w:p>
+    <w:p>
+      <w:pPr>
+        <w:spacing w:before="0" w:after="0" w:line="240" w:lineRule="auto"/>
+        <w:ind w:firstLine="0"/>
+        <w:jc w:val="left"/>
+      </w:pPr>
+      <w:r>
+        <w:rPr>
+          <w:rFonts w:ascii="Courier New" w:hAnsi="Courier New"/>
+          <w:color w:val="000000"/>
+          <w:sz w:val="20"/>
+        </w:rPr>
+        <w:t>python -m scraper.runner</w:t>
+      </w:r>
+    </w:p>
+    <w:p>
+      <w:pPr>
+        <w:spacing w:before="0" w:after="0" w:line="240" w:lineRule="auto"/>
+        <w:ind w:firstLine="0"/>
+        <w:jc w:val="left"/>
+      </w:pPr>
+      <w:r>
+        <w:rPr>
+          <w:rFonts w:ascii="Courier New" w:hAnsi="Courier New"/>
+          <w:color w:val="000000"/>
+          <w:sz w:val="20"/>
+        </w:rPr>
+        <w:t xml:space="preserve"> </w:t>
+      </w:r>
+    </w:p>
+    <w:p>
+      <w:pPr>
+        <w:spacing w:before="0" w:after="0" w:line="240" w:lineRule="auto"/>
+        <w:ind w:firstLine="0"/>
+        <w:jc w:val="left"/>
+      </w:pPr>
+      <w:r>
+        <w:rPr>
+          <w:rFonts w:ascii="Courier New" w:hAnsi="Courier New"/>
+          <w:color w:val="000000"/>
+          <w:sz w:val="20"/>
+        </w:rPr>
+        <w:t># Альтернативный способ запуска</w:t>
+      </w:r>
+    </w:p>
+    <w:p>
+      <w:pPr>
+        <w:spacing w:before="0" w:after="0" w:line="240" w:lineRule="auto"/>
+        <w:ind w:firstLine="0"/>
+        <w:jc w:val="left"/>
+      </w:pPr>
+      <w:r>
+        <w:rPr>
+          <w:rFonts w:ascii="Courier New" w:hAnsi="Courier New"/>
+          <w:color w:val="000000"/>
+          <w:sz w:val="20"/>
+        </w:rPr>
+        <w:t>python scraper/runner.py</w:t>
+      </w:r>
+    </w:p>
+    <w:p>
+      <w:pPr>
+        <w:spacing w:before="0" w:after="0" w:line="240" w:lineRule="auto"/>
+        <w:ind w:firstLine="0"/>
+        <w:jc w:val="left"/>
+      </w:pPr>
+      <w:r>
+        <w:rPr>
+          <w:rFonts w:ascii="Courier New" w:hAnsi="Courier New"/>
+          <w:color w:val="000000"/>
+          <w:sz w:val="20"/>
+        </w:rPr>
+        <w:t xml:space="preserve"> </w:t>
+      </w:r>
+    </w:p>
+    <w:p>
+      <w:pPr>
+        <w:spacing w:before="0" w:after="0" w:line="240" w:lineRule="auto"/>
+        <w:ind w:firstLine="0"/>
+        <w:jc w:val="left"/>
+      </w:pPr>
+      <w:r>
+        <w:rPr>
+          <w:rFonts w:ascii="Courier New" w:hAnsi="Courier New"/>
+          <w:color w:val="000000"/>
+          <w:sz w:val="20"/>
+        </w:rPr>
+        <w:t># Запустить только для конкретной категории и магазина</w:t>
+      </w:r>
+    </w:p>
+    <w:p>
+      <w:pPr>
+        <w:spacing w:before="0" w:after="0" w:line="240" w:lineRule="auto"/>
+        <w:ind w:firstLine="0"/>
+        <w:jc w:val="left"/>
+      </w:pPr>
+      <w:r>
+        <w:rPr>
+          <w:rFonts w:ascii="Courier New" w:hAnsi="Courier New"/>
+          <w:color w:val="000000"/>
+          <w:sz w:val="20"/>
+        </w:rPr>
+        <w:t># (пример кода для запуска в Python-скрипте):</w:t>
+      </w:r>
+    </w:p>
+    <w:p>
+      <w:pPr>
+        <w:spacing w:before="0" w:after="0" w:line="240" w:lineRule="auto"/>
+        <w:ind w:firstLine="0"/>
+        <w:jc w:val="left"/>
+      </w:pPr>
+      <w:r>
+        <w:rPr>
+          <w:rFonts w:ascii="Courier New" w:hAnsi="Courier New"/>
+          <w:color w:val="000000"/>
+          <w:sz w:val="20"/>
+        </w:rPr>
+        <w:t>from scraper.runner import run_all</w:t>
+      </w:r>
+    </w:p>
+    <w:p>
+      <w:pPr>
+        <w:spacing w:before="0" w:after="0" w:line="240" w:lineRule="auto"/>
+        <w:ind w:firstLine="0"/>
+        <w:jc w:val="left"/>
+      </w:pPr>
+      <w:r>
+        <w:rPr>
+          <w:rFonts w:ascii="Courier New" w:hAnsi="Courier New"/>
+          <w:color w:val="000000"/>
+          <w:sz w:val="20"/>
+        </w:rPr>
+        <w:t>result = run_all(</w:t>
+      </w:r>
+    </w:p>
+    <w:p>
+      <w:pPr>
+        <w:spacing w:before="0" w:after="0" w:line="240" w:lineRule="auto"/>
+        <w:ind w:firstLine="0"/>
+        <w:jc w:val="left"/>
+      </w:pPr>
+      <w:r>
+        <w:rPr>
+          <w:rFonts w:ascii="Courier New" w:hAnsi="Courier New"/>
+          <w:color w:val="000000"/>
+          <w:sz w:val="20"/>
+        </w:rPr>
+        <w:t xml:space="preserve">    categories=["Смартфоны", "Видеокарты"],</w:t>
+      </w:r>
+    </w:p>
+    <w:p>
+      <w:pPr>
+        <w:spacing w:before="0" w:after="0" w:line="240" w:lineRule="auto"/>
+        <w:ind w:firstLine="0"/>
+        <w:jc w:val="left"/>
+      </w:pPr>
+      <w:r>
+        <w:rPr>
+          <w:rFonts w:ascii="Courier New" w:hAnsi="Courier New"/>
+          <w:color w:val="000000"/>
+          <w:sz w:val="20"/>
+        </w:rPr>
+        <w:t xml:space="preserve">    sources=["DNS", "Ситилинк"]</w:t>
+      </w:r>
+    </w:p>
+    <w:p>
+      <w:pPr>
+        <w:spacing w:before="0" w:after="0" w:line="240" w:lineRule="auto"/>
+        <w:ind w:firstLine="0"/>
+        <w:jc w:val="left"/>
+      </w:pPr>
+      <w:r>
+        <w:rPr>
+          <w:rFonts w:ascii="Courier New" w:hAnsi="Courier New"/>
+          <w:color w:val="000000"/>
+          <w:sz w:val="20"/>
+        </w:rPr>
+        <w:t>)</w:t>
+      </w:r>
+    </w:p>
+    <w:p>
+      <w:pPr>
+        <w:spacing w:before="0" w:after="0" w:line="240" w:lineRule="auto"/>
+        <w:ind w:firstLine="0"/>
+        <w:jc w:val="left"/>
+      </w:pPr>
+      <w:r>
+        <w:rPr>
+          <w:rFonts w:ascii="Courier New" w:hAnsi="Courier New"/>
+          <w:color w:val="000000"/>
+          <w:sz w:val="20"/>
+        </w:rPr>
+        <w:t>print(result)</w:t>
+      </w:r>
+    </w:p>
+    <w:p>
+      <w:pPr>
+        <w:spacing w:before="0" w:after="0" w:line="240" w:lineRule="auto"/>
+        <w:ind w:firstLine="0"/>
+        <w:jc w:val="left"/>
+      </w:pPr>
+      <w:r>
+        <w:rPr>
+          <w:rFonts w:ascii="Courier New" w:hAnsi="Courier New"/>
+          <w:color w:val="000000"/>
+          <w:sz w:val="20"/>
+        </w:rPr>
+        <w:t># Вывод: {"total": 142, "sources": 2,</w:t>
+      </w:r>
+    </w:p>
+    <w:p>
+      <w:pPr>
+        <w:spacing w:before="0" w:after="0" w:line="240" w:lineRule="auto"/>
+        <w:ind w:firstLine="0"/>
+        <w:jc w:val="left"/>
+      </w:pPr>
+      <w:r>
+        <w:rPr>
+          <w:rFonts w:ascii="Courier New" w:hAnsi="Courier New"/>
+          <w:color w:val="000000"/>
+          <w:sz w:val="20"/>
+        </w:rPr>
+        <w:t>#          "categories": 2, "errors": 0}</w:t>
+      </w:r>
+    </w:p>
+    <w:p>
+      <w:pPr>
+        <w:spacing w:before="0" w:after="0" w:line="240" w:lineRule="auto"/>
+        <w:ind w:firstLine="397"/>
+        <w:jc w:val="both"/>
+      </w:pPr>
+      <w:r>
+        <w:rPr>
+          <w:rFonts w:ascii="Times New Roman" w:hAnsi="Times New Roman"/>
+          <w:b w:val="0"/>
+          <w:color w:val="000000"/>
+          <w:sz w:val="28"/>
+        </w:rPr>
+        <w:t>Время выполнения полного парсинга (7 категорий × 3 магазина × до 5 страниц) составляет ориентировочно 5–15 минут. Задержка обусловлена паузами между запросами (DELAY = 2.0 секунды), необходимыми для имитации действий реального пользователя и снижения вероятности блокировки по IP-адресу. В процессе выполнения в консоли и файле логов отображается прогресс по каждому магазину и категории.</w:t>
+      </w:r>
+    </w:p>
+    <w:p>
+      <w:pPr>
+        <w:spacing w:before="120" w:after="60" w:line="240" w:lineRule="auto"/>
+        <w:jc w:val="left"/>
+      </w:pPr>
+      <w:r>
+        <w:rPr>
+          <w:rFonts w:ascii="Times New Roman" w:hAnsi="Times New Roman"/>
+          <w:b w:val="0"/>
+          <w:color w:val="000000"/>
+          <w:sz w:val="28"/>
+        </w:rPr>
+        <w:t>8.7 Типичные ошибки и способы их устранения</w:t>
+      </w:r>
+    </w:p>
+    <w:p>
+      <w:pPr>
+        <w:spacing w:before="0" w:after="0" w:line="240" w:lineRule="auto"/>
+        <w:ind w:firstLine="397"/>
+        <w:jc w:val="both"/>
+      </w:pPr>
+      <w:r>
+        <w:rPr>
+          <w:rFonts w:ascii="Times New Roman" w:hAnsi="Times New Roman"/>
+          <w:b w:val="0"/>
+          <w:color w:val="000000"/>
+          <w:sz w:val="28"/>
+        </w:rPr>
+        <w:t>В таблице 10 перечислены наиболее часто встречающиеся ошибки при запуске системы и способы их устранения.</w:t>
+      </w:r>
+    </w:p>
+    <w:p>
+      <w:pPr>
+        <w:spacing w:before="120" w:after="40" w:line="240" w:lineRule="auto"/>
+        <w:jc w:val="left"/>
+      </w:pPr>
+      <w:r>
+        <w:rPr>
+          <w:rFonts w:ascii="Times New Roman" w:hAnsi="Times New Roman"/>
+          <w:b w:val="0"/>
+          <w:color w:val="000000"/>
+          <w:sz w:val="28"/>
+        </w:rPr>
+        <w:t>Таблица 10 – Типичные ошибки при запуске и способы устранения</w:t>
+      </w:r>
+    </w:p>
+    <w:tbl>
+      <w:tblPr>
+        <w:tblStyle w:val="TableGrid"/>
+        <w:tblW w:type="auto" w:w="0"/>
+        <w:jc w:val="center"/>
+        <w:tblLook w:firstColumn="1" w:firstRow="1" w:lastColumn="0" w:lastRow="0" w:noHBand="0" w:noVBand="1" w:val="04A0"/>
+      </w:tblPr>
+      <w:tblGrid>
+        <w:gridCol w:w="3307"/>
+        <w:gridCol w:w="3307"/>
+        <w:gridCol w:w="3307"/>
+      </w:tblGrid>
+      <w:tr>
+        <w:tc>
+          <w:tcPr>
+            <w:tcW w:type="dxa" w:w="3307"/>
+            <w:shd w:val="clear" w:color="auto" w:fill="D9D9D9"/>
+          </w:tcPr>
+          <w:p>
+            <w:pPr>
+              <w:spacing w:before="20" w:after="20" w:line="240" w:lineRule="auto"/>
+              <w:ind w:firstLine="0"/>
+              <w:jc w:val="center"/>
+            </w:pPr>
+            <w:r/>
+            <w:r>
+              <w:rPr>
+                <w:rFonts w:ascii="Times New Roman" w:hAnsi="Times New Roman"/>
+                <w:b/>
+                <w:sz w:val="24"/>
+              </w:rPr>
+              <w:t>Сообщение об ошибке</w:t>
+            </w:r>
+          </w:p>
+        </w:tc>
+        <w:tc>
+          <w:tcPr>
+            <w:tcW w:type="dxa" w:w="3307"/>
+            <w:shd w:val="clear" w:color="auto" w:fill="D9D9D9"/>
+          </w:tcPr>
+          <w:p>
+            <w:pPr>
+              <w:spacing w:before="20" w:after="20" w:line="240" w:lineRule="auto"/>
+              <w:ind w:firstLine="0"/>
+              <w:jc w:val="center"/>
+            </w:pPr>
+            <w:r/>
+            <w:r>
+              <w:rPr>
+                <w:rFonts w:ascii="Times New Roman" w:hAnsi="Times New Roman"/>
+                <w:b/>
+                <w:sz w:val="24"/>
+              </w:rPr>
+              <w:t>Причина</w:t>
+            </w:r>
+          </w:p>
+        </w:tc>
+        <w:tc>
+          <w:tcPr>
+            <w:tcW w:type="dxa" w:w="3307"/>
+            <w:shd w:val="clear" w:color="auto" w:fill="D9D9D9"/>
+          </w:tcPr>
+          <w:p>
+            <w:pPr>
+              <w:spacing w:before="20" w:after="20" w:line="240" w:lineRule="auto"/>
+              <w:ind w:firstLine="0"/>
+              <w:jc w:val="center"/>
+            </w:pPr>
+            <w:r/>
+            <w:r>
+              <w:rPr>
+                <w:rFonts w:ascii="Times New Roman" w:hAnsi="Times New Roman"/>
+                <w:b/>
+                <w:sz w:val="24"/>
+              </w:rPr>
+              <w:t>Способ устранения</w:t>
+            </w:r>
+          </w:p>
+        </w:tc>
+      </w:tr>
+      <w:tr>
+        <w:tc>
+          <w:tcPr>
+            <w:tcW w:type="dxa" w:w="3307"/>
+          </w:tcPr>
+          <w:p>
+            <w:pPr>
+              <w:spacing w:before="20" w:after="20" w:line="240" w:lineRule="auto"/>
+              <w:ind w:firstLine="0"/>
+              <w:jc w:val="left"/>
+            </w:pPr>
+            <w:r/>
+            <w:r>
+              <w:rPr>
+                <w:rFonts w:ascii="Times New Roman" w:hAnsi="Times New Roman"/>
+                <w:b w:val="0"/>
+                <w:sz w:val="24"/>
+              </w:rPr>
+              <w:t>ModuleNotFoundError: No module named 'streamlit'</w:t>
+            </w:r>
+          </w:p>
+        </w:tc>
+        <w:tc>
+          <w:tcPr>
+            <w:tcW w:type="dxa" w:w="3307"/>
+          </w:tcPr>
+          <w:p>
+            <w:pPr>
+              <w:spacing w:before="20" w:after="20" w:line="240" w:lineRule="auto"/>
+              <w:ind w:firstLine="0"/>
+              <w:jc w:val="left"/>
+            </w:pPr>
+            <w:r/>
+            <w:r>
+              <w:rPr>
+                <w:rFonts w:ascii="Times New Roman" w:hAnsi="Times New Roman"/>
+                <w:b w:val="0"/>
+                <w:sz w:val="24"/>
+              </w:rPr>
+              <w:t>Зависимости не установлены или venv не активирован</w:t>
+            </w:r>
+          </w:p>
+        </w:tc>
+        <w:tc>
+          <w:tcPr>
+            <w:tcW w:type="dxa" w:w="3307"/>
+          </w:tcPr>
+          <w:p>
+            <w:pPr>
+              <w:spacing w:before="20" w:after="20" w:line="240" w:lineRule="auto"/>
+              <w:ind w:firstLine="0"/>
+              <w:jc w:val="left"/>
+            </w:pPr>
+            <w:r/>
+            <w:r>
+              <w:rPr>
+                <w:rFonts w:ascii="Times New Roman" w:hAnsi="Times New Roman"/>
+                <w:b w:val="0"/>
+                <w:sz w:val="24"/>
+              </w:rPr>
+              <w:t>Активировать venv и выполнить pip install -r requirements.txt</w:t>
+            </w:r>
+          </w:p>
+        </w:tc>
+      </w:tr>
+      <w:tr>
+        <w:tc>
+          <w:tcPr>
+            <w:tcW w:type="dxa" w:w="3307"/>
+          </w:tcPr>
+          <w:p>
+            <w:pPr>
+              <w:spacing w:before="20" w:after="20" w:line="240" w:lineRule="auto"/>
+              <w:ind w:firstLine="0"/>
+              <w:jc w:val="left"/>
+            </w:pPr>
+            <w:r/>
+            <w:r>
+              <w:rPr>
+                <w:rFonts w:ascii="Times New Roman" w:hAnsi="Times New Roman"/>
+                <w:b w:val="0"/>
+                <w:sz w:val="24"/>
+              </w:rPr>
+              <w:t>BrowserType.launch: Executable doesn't exist</w:t>
+            </w:r>
+          </w:p>
+        </w:tc>
+        <w:tc>
+          <w:tcPr>
+            <w:tcW w:type="dxa" w:w="3307"/>
+          </w:tcPr>
+          <w:p>
+            <w:pPr>
+              <w:spacing w:before="20" w:after="20" w:line="240" w:lineRule="auto"/>
+              <w:ind w:firstLine="0"/>
+              <w:jc w:val="left"/>
+            </w:pPr>
+            <w:r/>
+            <w:r>
+              <w:rPr>
+                <w:rFonts w:ascii="Times New Roman" w:hAnsi="Times New Roman"/>
+                <w:b w:val="0"/>
+                <w:sz w:val="24"/>
+              </w:rPr>
+              <w:t>Браузер Chromium не установлен</w:t>
+            </w:r>
+          </w:p>
+        </w:tc>
+        <w:tc>
+          <w:tcPr>
+            <w:tcW w:type="dxa" w:w="3307"/>
+          </w:tcPr>
+          <w:p>
+            <w:pPr>
+              <w:spacing w:before="20" w:after="20" w:line="240" w:lineRule="auto"/>
+              <w:ind w:firstLine="0"/>
+              <w:jc w:val="left"/>
+            </w:pPr>
+            <w:r/>
+            <w:r>
+              <w:rPr>
+                <w:rFonts w:ascii="Times New Roman" w:hAnsi="Times New Roman"/>
+                <w:b w:val="0"/>
+                <w:sz w:val="24"/>
+              </w:rPr>
+              <w:t>Выполнить: playwright install chromium</w:t>
+            </w:r>
+          </w:p>
+        </w:tc>
+      </w:tr>
+      <w:tr>
+        <w:tc>
+          <w:tcPr>
+            <w:tcW w:type="dxa" w:w="3307"/>
+          </w:tcPr>
+          <w:p>
+            <w:pPr>
+              <w:spacing w:before="20" w:after="20" w:line="240" w:lineRule="auto"/>
+              <w:ind w:firstLine="0"/>
+              <w:jc w:val="left"/>
+            </w:pPr>
+            <w:r/>
+            <w:r>
+              <w:rPr>
+                <w:rFonts w:ascii="Times New Roman" w:hAnsi="Times New Roman"/>
+                <w:b w:val="0"/>
+                <w:sz w:val="24"/>
+              </w:rPr>
+              <w:t>Error: File does not exist: dashboard\Главная.py</w:t>
+            </w:r>
+          </w:p>
+        </w:tc>
+        <w:tc>
+          <w:tcPr>
+            <w:tcW w:type="dxa" w:w="3307"/>
+          </w:tcPr>
+          <w:p>
+            <w:pPr>
+              <w:spacing w:before="20" w:after="20" w:line="240" w:lineRule="auto"/>
+              <w:ind w:firstLine="0"/>
+              <w:jc w:val="left"/>
+            </w:pPr>
+            <w:r/>
+            <w:r>
+              <w:rPr>
+                <w:rFonts w:ascii="Times New Roman" w:hAnsi="Times New Roman"/>
+                <w:b w:val="0"/>
+                <w:sz w:val="24"/>
+              </w:rPr>
+              <w:t>Команда запущена не из корневой папки проекта</w:t>
+            </w:r>
+          </w:p>
+        </w:tc>
+        <w:tc>
+          <w:tcPr>
+            <w:tcW w:type="dxa" w:w="3307"/>
+          </w:tcPr>
+          <w:p>
+            <w:pPr>
+              <w:spacing w:before="20" w:after="20" w:line="240" w:lineRule="auto"/>
+              <w:ind w:firstLine="0"/>
+              <w:jc w:val="left"/>
+            </w:pPr>
+            <w:r/>
+            <w:r>
+              <w:rPr>
+                <w:rFonts w:ascii="Times New Roman" w:hAnsi="Times New Roman"/>
+                <w:b w:val="0"/>
+                <w:sz w:val="24"/>
+              </w:rPr>
+              <w:t>Перейти в папку Parsing и повторить команду</w:t>
+            </w:r>
+          </w:p>
+        </w:tc>
+      </w:tr>
+      <w:tr>
+        <w:tc>
+          <w:tcPr>
+            <w:tcW w:type="dxa" w:w="3307"/>
+          </w:tcPr>
+          <w:p>
+            <w:pPr>
+              <w:spacing w:before="20" w:after="20" w:line="240" w:lineRule="auto"/>
+              <w:ind w:firstLine="0"/>
+              <w:jc w:val="left"/>
+            </w:pPr>
+            <w:r/>
+            <w:r>
+              <w:rPr>
+                <w:rFonts w:ascii="Times New Roman" w:hAnsi="Times New Roman"/>
+                <w:b w:val="0"/>
+                <w:sz w:val="24"/>
+              </w:rPr>
+              <w:t>ExecutionPolicy restriction (Windows)</w:t>
+            </w:r>
+          </w:p>
+        </w:tc>
+        <w:tc>
+          <w:tcPr>
+            <w:tcW w:type="dxa" w:w="3307"/>
+          </w:tcPr>
+          <w:p>
+            <w:pPr>
+              <w:spacing w:before="20" w:after="20" w:line="240" w:lineRule="auto"/>
+              <w:ind w:firstLine="0"/>
+              <w:jc w:val="left"/>
+            </w:pPr>
+            <w:r/>
+            <w:r>
+              <w:rPr>
+                <w:rFonts w:ascii="Times New Roman" w:hAnsi="Times New Roman"/>
+                <w:b w:val="0"/>
+                <w:sz w:val="24"/>
+              </w:rPr>
+              <w:t>Политика PowerShell запрещает выполнение скриптов</w:t>
+            </w:r>
+          </w:p>
+        </w:tc>
+        <w:tc>
+          <w:tcPr>
+            <w:tcW w:type="dxa" w:w="3307"/>
+          </w:tcPr>
+          <w:p>
+            <w:pPr>
+              <w:spacing w:before="20" w:after="20" w:line="240" w:lineRule="auto"/>
+              <w:ind w:firstLine="0"/>
+              <w:jc w:val="left"/>
+            </w:pPr>
+            <w:r/>
+            <w:r>
+              <w:rPr>
+                <w:rFonts w:ascii="Times New Roman" w:hAnsi="Times New Roman"/>
+                <w:b w:val="0"/>
+                <w:sz w:val="24"/>
+              </w:rPr>
+              <w:t>Set-ExecutionPolicy RemoteSigned -Scope CurrentUser</w:t>
+            </w:r>
+          </w:p>
+        </w:tc>
+      </w:tr>
+      <w:tr>
+        <w:tc>
+          <w:tcPr>
+            <w:tcW w:type="dxa" w:w="3307"/>
+          </w:tcPr>
+          <w:p>
+            <w:pPr>
+              <w:spacing w:before="20" w:after="20" w:line="240" w:lineRule="auto"/>
+              <w:ind w:firstLine="0"/>
+              <w:jc w:val="left"/>
+            </w:pPr>
+            <w:r/>
+            <w:r>
+              <w:rPr>
+                <w:rFonts w:ascii="Times New Roman" w:hAnsi="Times New Roman"/>
+                <w:b w:val="0"/>
+                <w:sz w:val="24"/>
+              </w:rPr>
+              <w:t>Парсинг вернул 0 товаров</w:t>
+            </w:r>
+          </w:p>
+        </w:tc>
+        <w:tc>
+          <w:tcPr>
+            <w:tcW w:type="dxa" w:w="3307"/>
+          </w:tcPr>
+          <w:p>
+            <w:pPr>
+              <w:spacing w:before="20" w:after="20" w:line="240" w:lineRule="auto"/>
+              <w:ind w:firstLine="0"/>
+              <w:jc w:val="left"/>
+            </w:pPr>
+            <w:r/>
+            <w:r>
+              <w:rPr>
+                <w:rFonts w:ascii="Times New Roman" w:hAnsi="Times New Roman"/>
+                <w:b w:val="0"/>
+                <w:sz w:val="24"/>
+              </w:rPr>
+              <w:t>Магазин временно заблокировал IP или изменил вёрстку</w:t>
+            </w:r>
+          </w:p>
+        </w:tc>
+        <w:tc>
+          <w:tcPr>
+            <w:tcW w:type="dxa" w:w="3307"/>
+          </w:tcPr>
+          <w:p>
+            <w:pPr>
+              <w:spacing w:before="20" w:after="20" w:line="240" w:lineRule="auto"/>
+              <w:ind w:firstLine="0"/>
+              <w:jc w:val="left"/>
+            </w:pPr>
+            <w:r/>
+            <w:r>
+              <w:rPr>
+                <w:rFonts w:ascii="Times New Roman" w:hAnsi="Times New Roman"/>
+                <w:b w:val="0"/>
+                <w:sz w:val="24"/>
+              </w:rPr>
+              <w:t>Повторить попытку через 10–15 минут или использовать VPN</w:t>
+            </w:r>
+          </w:p>
+        </w:tc>
+      </w:tr>
+    </w:tbl>
+    <w:p>
+      <w:pPr>
+        <w:spacing w:before="0" w:after="0" w:line="240" w:lineRule="auto"/>
+        <w:ind w:firstLine="397"/>
+        <w:jc w:val="both"/>
+      </w:pPr>
     </w:p>
     <w:p>
       <w:r>
